--- a/manual/Accouting_Manual/generated_20260408/docx/5.8_5.8 การยกเลิกเช็คหรือแปลงสถานะเช็ค (Void or Transform a Cheque).docx
+++ b/manual/Accouting_Manual/generated_20260408/docx/5.8_5.8 การยกเลิกเช็คหรือแปลงสถานะเช็ค (Void or Transform a Cheque).docx
@@ -2,6 +2,12 @@
 <file path=word/document.xml><?xml version="1.0" encoding="utf-8"?>
 <w:document xmlns:wpc="http://schemas.microsoft.com/office/word/2010/wordprocessingCanvas" xmlns:mo="http://schemas.microsoft.com/office/mac/office/2008/main" xmlns:mc="http://schemas.openxmlformats.org/markup-compatibility/2006" xmlns:mv="urn:schemas-microsoft-com:mac:vml" xmlns:o="urn:schemas-microsoft-com:office:office" xmlns:r="http://schemas.openxmlformats.org/officeDocument/2006/relationships" xmlns:m="http://schemas.openxmlformats.org/officeDocument/2006/math" xmlns:v="urn:schemas-microsoft-com:vml" xmlns:wp14="http://schemas.microsoft.com/office/word/2010/wordprocessingDrawing" xmlns:wp="http://schemas.openxmlformats.org/drawingml/2006/wordprocessingDrawing" xmlns:w10="urn:schemas-microsoft-com:office:word" xmlns:w="http://schemas.openxmlformats.org/wordprocessingml/2006/main" xmlns:w14="http://schemas.microsoft.com/office/word/2010/wordml" xmlns:wpg="http://schemas.microsoft.com/office/word/2010/wordprocessingGroup" xmlns:wpi="http://schemas.microsoft.com/office/word/2010/wordprocessingInk" xmlns:wne="http://schemas.microsoft.com/office/word/2006/wordml" xmlns:wps="http://schemas.microsoft.com/office/word/2010/wordprocessingShape" mc:Ignorable="w14 wp14">
   <w:body>
+    <w:sectPr>
+      <w:pgSz w:w="12240" w:h="15840"/>
+      <w:pgMar w:top="1008" w:right="1152" w:bottom="1008" w:left="1152" w:header="720" w:footer="720" w:gutter="0"/>
+      <w:cols w:space="720"/>
+      <w:docGrid w:linePitch="360"/>
+    </w:sectPr>
     <w:p>
       <w:pPr>
         <w:jc w:val="center"/>
@@ -57,11 +63,7 @@
         <w:pStyle w:val="ListBullet"/>
       </w:pPr>
       <w:r>
-        <w:rPr>
-          <w:rFonts w:ascii="TH Sarabun New" w:hAnsi="TH Sarabun New" w:eastAsia="TH Sarabun New"/>
-          <w:sz w:val="32"/>
-        </w:rPr>
-        <w:t>เพื่อให้เข้าใจขอบเขตการใช้งานจริงใน local UAT ว่าปัจจุบันรองรับ Void, Cancel และ Reset To Draft</w:t>
+        <w:t>เพื่อให้เข้าใจขอบเขตการใช้งานจริงในระบบ ว่าปัจจุบันรองรับ Void, Cancel และ Reset To Draft</w:t>
       </w:r>
     </w:p>
     <w:p>
@@ -80,11 +82,7 @@
         <w:pStyle w:val="ListBullet"/>
       </w:pPr>
       <w:r>
-        <w:rPr>
-          <w:rFonts w:ascii="TH Sarabun New" w:hAnsi="TH Sarabun New" w:eastAsia="TH Sarabun New"/>
-          <w:sz w:val="32"/>
-        </w:rPr>
-        <w:t>ใน local UAT ปุ่มและหน้าจอที่ใช้งานได้จริงของหัวข้อนี้คือ Void, Cancel และ Reset To Draft. ส่วนหน้าจอ Transform Detail ยังถูกคอมเมนต์ซ่อนไว้ใน view จึงไม่ควรอ้างเป็นขั้นตอนใช้งานจริงในคู่มือนี้.</w:t>
+        <w:t>ปุ่มและหน้าจอที่ใช้งานได้จริงของหัวข้อนี้ในระบบคือ Void, Cancel และ Reset To Draft ส่วนหน้าจอ Transform Detail ยังไม่เปิดใช้งานจริง จึงไม่ถูกนำมาอธิบายในคู่มือนี้.</w:t>
       </w:r>
     </w:p>
     <w:p>
@@ -92,67 +90,17 @@
         <w:pStyle w:val="ListBullet"/>
       </w:pPr>
       <w:r>
-        <w:rPr>
-          <w:rFonts w:ascii="TH Sarabun New" w:hAnsi="TH Sarabun New" w:eastAsia="TH Sarabun New"/>
-          <w:sz w:val="32"/>
-        </w:rPr>
-        <w:t>ตัวอย่างเช็คที่ใช้ประกอบคือเลขที่ 860200003 ซึ่งอยู่สถานะ cancelled หลังผ่าน flow void แล้ว.</w:t>
+        <w:t>ตัวอย่างเช็คที่ใช้ประกอบคือเลขที่ 860200003 ซึ่งอยู่สถานะ cancelled หลังผ่าน ลำดับการทำงาน void แล้ว.</w:t>
       </w:r>
     </w:p>
     <w:p>
       <w:r>
-        <w:rPr>
-          <w:rFonts w:ascii="TH Sarabun New" w:hAnsi="TH Sarabun New" w:eastAsia="TH Sarabun New"/>
-          <w:b/>
-          <w:sz w:val="32"/>
-        </w:rPr>
-        <w:t>หมายเหตุ: หัวข้อในเอกสารใช้ชื่อเดิมตามสารบัญ แต่เนื้อหาจะอธิบายเฉพาะฟังก์ชันที่มีจริงใน local UAT เท่านั้น.</w:t>
+        <w:t>หมายเหตุ: หัวข้อในเอกสารใช้ชื่อเดิมตามสารบัญ แต่เนื้อหาจะอธิบายเฉพาะฟังก์ชันที่มีจริงในระบบ เท่านั้น.</w:t>
       </w:r>
     </w:p>
     <w:p>
       <w:r>
-        <w:rPr>
-          <w:rFonts w:ascii="TH Sarabun New" w:hAnsi="TH Sarabun New" w:eastAsia="TH Sarabun New"/>
-          <w:b/>
-          <w:color w:val="1F4E79"/>
-          <w:sz w:val="36"/>
-        </w:rPr>
-        <w:t>เมนูที่ใช้</w:t>
-      </w:r>
-    </w:p>
-    <w:p>
-      <w:pPr>
-        <w:pStyle w:val="ListBullet"/>
-      </w:pPr>
-      <w:r>
-        <w:rPr>
-          <w:rFonts w:ascii="TH Sarabun New" w:hAnsi="TH Sarabun New" w:eastAsia="TH Sarabun New"/>
-          <w:sz w:val="32"/>
-        </w:rPr>
-        <w:t>Cheque &gt; Cheque &gt; Cheque Paying</w:t>
-      </w:r>
-    </w:p>
-    <w:p>
-      <w:pPr>
-        <w:pStyle w:val="ListBullet"/>
-      </w:pPr>
-      <w:r>
-        <w:rPr>
-          <w:rFonts w:ascii="TH Sarabun New" w:hAnsi="TH Sarabun New" w:eastAsia="TH Sarabun New"/>
-          <w:sz w:val="32"/>
-        </w:rPr>
-        <w:t>Cheque &gt; Cheque &gt; Void Cheque</w:t>
-      </w:r>
-    </w:p>
-    <w:p>
-      <w:r>
-        <w:rPr>
-          <w:rFonts w:ascii="TH Sarabun New" w:hAnsi="TH Sarabun New" w:eastAsia="TH Sarabun New"/>
-          <w:b/>
-          <w:color w:val="1F4E79"/>
-          <w:sz w:val="36"/>
-        </w:rPr>
-        <w:t>ฟังก์ชันที่ทำได้จริง</w:t>
+        <w:t>สิ่งที่ทำได้ในหน้าจอนี้</w:t>
       </w:r>
     </w:p>
     <w:tbl>
@@ -234,11 +182,7 @@
           </w:tcPr>
           <w:p>
             <w:r>
-              <w:rPr>
-                <w:rFonts w:ascii="TH Sarabun New" w:hAnsi="TH Sarabun New" w:eastAsia="TH Sarabun New"/>
-                <w:sz w:val="28"/>
-              </w:rPr>
-              <w:t>เปิด wizard ให้ผู้ใช้ระบุเหตุผลและกลับรายการเช็ค</w:t>
+              <w:t>เปิด หน้าต่าง ให้ผู้ใช้ระบุเหตุผลและกลับรายการเช็ค</w:t>
             </w:r>
           </w:p>
         </w:tc>
@@ -292,11 +236,7 @@
           </w:tcPr>
           <w:p>
             <w:r>
-              <w:rPr>
-                <w:rFonts w:ascii="TH Sarabun New" w:hAnsi="TH Sarabun New" w:eastAsia="TH Sarabun New"/>
-                <w:sz w:val="28"/>
-              </w:rPr>
-              <w:t>มักเกิดจาก wizard Void เรียกต่อ</w:t>
+              <w:t>มักเกิดจาก หน้าต่าง Void เรียกต่อ</w:t>
             </w:r>
           </w:p>
         </w:tc>
@@ -348,13 +288,138 @@
     </w:tbl>
     <w:p>
       <w:r>
+        <w:t>1. เข้าใช้งานจากหน้าหลัก</w:t>
+      </w:r>
+    </w:p>
+    <w:p>
+      <w:pPr>
+        <w:pStyle w:val="ListBullet"/>
+      </w:pPr>
+      <w:r>
         <w:rPr>
           <w:rFonts w:ascii="TH Sarabun New" w:hAnsi="TH Sarabun New" w:eastAsia="TH Sarabun New"/>
-          <w:b/>
-          <w:color w:val="1F4E79"/>
-          <w:sz w:val="36"/>
+          <w:sz w:val="32"/>
         </w:rPr>
-        <w:t>ขั้นตอนการใช้งาน</w:t>
+        <w:t>Cheque &gt; Cheque &gt; Cheque Paying</w:t>
+      </w:r>
+    </w:p>
+    <w:p>
+      <w:pPr>
+        <w:pStyle w:val="ListBullet"/>
+      </w:pPr>
+      <w:r>
+        <w:rPr>
+          <w:rFonts w:ascii="TH Sarabun New" w:hAnsi="TH Sarabun New" w:eastAsia="TH Sarabun New"/>
+          <w:sz w:val="32"/>
+        </w:rPr>
+        <w:t>Cheque &gt; Cheque &gt; Void Cheque</w:t>
+      </w:r>
+    </w:p>
+    <w:p>
+      <w:r>
+        <w:rPr>
+          <w:b w:val="0"/>
+        </w:rPr>
+        <w:t>ให้เริ่มจากหน้า Dashboard แล้วกดเข้าโมดูลตามภาพ จากนั้นกดเมนูย่อยตามหมายเลขในภาพเพื่อเข้าสู่หน้าที่ใช้ทำรายการจริง.</w:t>
+      </w:r>
+    </w:p>
+    <w:p>
+      <w:pPr>
+        <w:jc w:val="center"/>
+      </w:pPr>
+      <w:r>
+        <w:drawing>
+          <wp:inline xmlns:a="http://schemas.openxmlformats.org/drawingml/2006/main" xmlns:pic="http://schemas.openxmlformats.org/drawingml/2006/picture">
+            <wp:extent cx="5852160" cy="4389120"/>
+            <wp:docPr id="5" name="Picture 5"/>
+            <wp:cNvGraphicFramePr>
+              <a:graphicFrameLocks noChangeAspect="1"/>
+            </wp:cNvGraphicFramePr>
+            <a:graphic>
+              <a:graphicData uri="http://schemas.openxmlformats.org/drawingml/2006/picture">
+                <pic:pic>
+                  <pic:nvPicPr>
+                    <pic:cNvPr id="0" name="image.png"/>
+                    <pic:cNvPicPr/>
+                  </pic:nvPicPr>
+                  <pic:blipFill>
+                    <a:blip r:embed="rId10"/>
+                    <a:stretch>
+                      <a:fillRect/>
+                    </a:stretch>
+                  </pic:blipFill>
+                  <pic:spPr>
+                    <a:xfrm>
+                      <a:off x="0" y="0"/>
+                      <a:ext cx="5852160" cy="4389120"/>
+                    </a:xfrm>
+                    <a:prstGeom prst="rect"/>
+                  </pic:spPr>
+                </pic:pic>
+              </a:graphicData>
+            </a:graphic>
+          </wp:inline>
+        </w:drawing>
+      </w:r>
+    </w:p>
+    <w:p>
+      <w:pPr>
+        <w:jc w:val="center"/>
+      </w:pPr>
+      <w:r>
+        <w:t>รูป 5.8A.1 หน้า Dashboard สำหรับเข้าโมดูล Cheque</w:t>
+      </w:r>
+    </w:p>
+    <w:p>
+      <w:pPr>
+        <w:jc w:val="center"/>
+      </w:pPr>
+      <w:r>
+        <w:drawing>
+          <wp:inline xmlns:a="http://schemas.openxmlformats.org/drawingml/2006/main" xmlns:pic="http://schemas.openxmlformats.org/drawingml/2006/picture">
+            <wp:extent cx="5852160" cy="4389120"/>
+            <wp:docPr id="6" name="Picture 6"/>
+            <wp:cNvGraphicFramePr>
+              <a:graphicFrameLocks noChangeAspect="1"/>
+            </wp:cNvGraphicFramePr>
+            <a:graphic>
+              <a:graphicData uri="http://schemas.openxmlformats.org/drawingml/2006/picture">
+                <pic:pic>
+                  <pic:nvPicPr>
+                    <pic:cNvPr id="0" name="image.png"/>
+                    <pic:cNvPicPr/>
+                  </pic:nvPicPr>
+                  <pic:blipFill>
+                    <a:blip r:embed="rId11"/>
+                    <a:stretch>
+                      <a:fillRect/>
+                    </a:stretch>
+                  </pic:blipFill>
+                  <pic:spPr>
+                    <a:xfrm>
+                      <a:off x="0" y="0"/>
+                      <a:ext cx="5852160" cy="4389120"/>
+                    </a:xfrm>
+                    <a:prstGeom prst="rect"/>
+                  </pic:spPr>
+                </pic:pic>
+              </a:graphicData>
+            </a:graphic>
+          </wp:inline>
+        </w:drawing>
+      </w:r>
+    </w:p>
+    <w:p>
+      <w:pPr>
+        <w:jc w:val="center"/>
+      </w:pPr>
+      <w:r>
+        <w:t>รูป 5.8A.2 เมนู Cheque &gt; Operations ที่ใช้เข้าหน้าเอกสารเช็ค</w:t>
+      </w:r>
+    </w:p>
+    <w:p>
+      <w:r>
+        <w:t>2. ขั้นตอนการทำรายการ</w:t>
       </w:r>
     </w:p>
     <w:p>
@@ -378,20 +443,12 @@
     </w:p>
     <w:p>
       <w:r>
-        <w:rPr>
-          <w:rFonts w:ascii="TH Sarabun New" w:hAnsi="TH Sarabun New" w:eastAsia="TH Sarabun New"/>
-          <w:sz w:val="32"/>
-        </w:rPr>
-        <w:t>2. ถ้าเช็คอยู่สถานะ Paid หรือ Bank Deposit ให้กด Void ระบบจะเปิด wizard ให้กรอกเหตุผล.</w:t>
+        <w:t>2. ถ้าเช็คอยู่สถานะ Paid หรือ Bank Deposit ให้กด Void ระบบจะเปิด หน้าต่าง ให้กรอกเหตุผล.</w:t>
       </w:r>
     </w:p>
     <w:p>
       <w:r>
-        <w:rPr>
-          <w:rFonts w:ascii="TH Sarabun New" w:hAnsi="TH Sarabun New" w:eastAsia="TH Sarabun New"/>
-          <w:sz w:val="32"/>
-        </w:rPr>
-        <w:t>3. กรอกเหตุผลการยกเลิกแล้วกดยืนยัน ระบบจะสร้าง reversed entries และเปลี่ยนสถานะเช็คตาม flow ของโมดูล.</w:t>
+        <w:t>3. กรอกเหตุผลการยกเลิกแล้วกดยืนยัน ระบบจะสร้าง reversed entries และเปลี่ยนสถานะเช็คตาม ลำดับการทำงาน ของโมดูล.</w:t>
       </w:r>
     </w:p>
     <w:p>
@@ -433,288 +490,7 @@
     </w:p>
     <w:p>
       <w:r>
-        <w:rPr>
-          <w:rFonts w:ascii="TH Sarabun New" w:hAnsi="TH Sarabun New" w:eastAsia="TH Sarabun New"/>
-          <w:b/>
-          <w:color w:val="1F4E79"/>
-          <w:sz w:val="36"/>
-        </w:rPr>
-        <w:t>ภาพประกอบการทำงาน</w:t>
-      </w:r>
-    </w:p>
-    <w:p>
-      <w:pPr>
-        <w:jc w:val="center"/>
-      </w:pPr>
-      <w:r>
-        <w:drawing>
-          <wp:inline xmlns:a="http://schemas.openxmlformats.org/drawingml/2006/main" xmlns:pic="http://schemas.openxmlformats.org/drawingml/2006/picture">
-            <wp:extent cx="6035040" cy="4526280"/>
-            <wp:docPr id="1" name="Picture 1"/>
-            <wp:cNvGraphicFramePr>
-              <a:graphicFrameLocks noChangeAspect="1"/>
-            </wp:cNvGraphicFramePr>
-            <a:graphic>
-              <a:graphicData uri="http://schemas.openxmlformats.org/drawingml/2006/picture">
-                <pic:pic>
-                  <pic:nvPicPr>
-                    <pic:cNvPr id="0" name="cheque_out_void_manual_annotated.png"/>
-                    <pic:cNvPicPr/>
-                  </pic:nvPicPr>
-                  <pic:blipFill>
-                    <a:blip r:embed="rId9"/>
-                    <a:stretch>
-                      <a:fillRect/>
-                    </a:stretch>
-                  </pic:blipFill>
-                  <pic:spPr>
-                    <a:xfrm>
-                      <a:off x="0" y="0"/>
-                      <a:ext cx="6035040" cy="4526280"/>
-                    </a:xfrm>
-                    <a:prstGeom prst="rect"/>
-                  </pic:spPr>
-                </pic:pic>
-              </a:graphicData>
-            </a:graphic>
-          </wp:inline>
-        </w:drawing>
-      </w:r>
-    </w:p>
-    <w:p>
-      <w:pPr>
-        <w:jc w:val="center"/>
-      </w:pPr>
-      <w:r>
-        <w:rPr>
-          <w:rFonts w:ascii="TH Sarabun New" w:hAnsi="TH Sarabun New" w:eastAsia="TH Sarabun New"/>
-          <w:i/>
-          <w:sz w:val="28"/>
-        </w:rPr>
-        <w:t>รูป 5.8.1 ตัวอย่างเช็คที่ถูก Void แล้ว พร้อมจุดตรวจ Reversed Entry และ Reset To Draft</w:t>
-      </w:r>
-    </w:p>
-    <w:p>
-      <w:r>
-        <w:rPr>
-          <w:rFonts w:ascii="TH Sarabun New" w:hAnsi="TH Sarabun New" w:eastAsia="TH Sarabun New"/>
-          <w:b/>
-          <w:color w:val="1F4E79"/>
-          <w:sz w:val="36"/>
-        </w:rPr>
-        <w:t>คำอธิบายฟิลด์และส่วนสำคัญบนหน้าจอ</w:t>
-      </w:r>
-    </w:p>
-    <w:p>
-      <w:r>
-        <w:rPr>
-          <w:rFonts w:ascii="TH Sarabun New" w:hAnsi="TH Sarabun New" w:eastAsia="TH Sarabun New"/>
-          <w:b/>
-          <w:sz w:val="32"/>
-        </w:rPr>
-        <w:t>สิ่งที่ต้องตรวจเมื่อยกเลิกเช็ค</w:t>
-      </w:r>
-    </w:p>
-    <w:tbl>
-      <w:tblPr>
-        <w:tblStyle w:val="TableGrid"/>
-        <w:tblW w:type="auto" w:w="0"/>
-        <w:tblLook w:firstColumn="1" w:firstRow="1" w:lastColumn="0" w:lastRow="0" w:noHBand="0" w:noVBand="1" w:val="04A0"/>
-      </w:tblPr>
-      <w:tblGrid>
-        <w:gridCol w:w="3312"/>
-        <w:gridCol w:w="3312"/>
-        <w:gridCol w:w="3312"/>
-      </w:tblGrid>
-      <w:tr>
-        <w:tc>
-          <w:tcPr>
-            <w:tcW w:type="dxa" w:w="3312"/>
-            <w:shd w:fill="D9EAF7"/>
-          </w:tcPr>
-          <w:p>
-            <w:r>
-              <w:rPr>
-                <w:rFonts w:ascii="TH Sarabun New" w:hAnsi="TH Sarabun New" w:eastAsia="TH Sarabun New"/>
-                <w:sz w:val="28"/>
-              </w:rPr>
-              <w:t>Field / Section</w:t>
-            </w:r>
-          </w:p>
-        </w:tc>
-        <w:tc>
-          <w:tcPr>
-            <w:tcW w:type="dxa" w:w="3312"/>
-            <w:shd w:fill="D9EAF7"/>
-          </w:tcPr>
-          <w:p>
-            <w:r>
-              <w:rPr>
-                <w:rFonts w:ascii="TH Sarabun New" w:hAnsi="TH Sarabun New" w:eastAsia="TH Sarabun New"/>
-                <w:sz w:val="28"/>
-              </w:rPr>
-              <w:t>ความหมาย</w:t>
-            </w:r>
-          </w:p>
-        </w:tc>
-        <w:tc>
-          <w:tcPr>
-            <w:tcW w:type="dxa" w:w="3312"/>
-            <w:shd w:fill="D9EAF7"/>
-          </w:tcPr>
-          <w:p>
-            <w:r>
-              <w:rPr>
-                <w:rFonts w:ascii="TH Sarabun New" w:hAnsi="TH Sarabun New" w:eastAsia="TH Sarabun New"/>
-                <w:sz w:val="28"/>
-              </w:rPr>
-              <w:t>วิธีใช้หรือค่าตัวอย่าง</w:t>
-            </w:r>
-          </w:p>
-        </w:tc>
-      </w:tr>
-      <w:tr>
-        <w:tc>
-          <w:tcPr>
-            <w:tcW w:type="dxa" w:w="3312"/>
-          </w:tcPr>
-          <w:p>
-            <w:r>
-              <w:rPr>
-                <w:rFonts w:ascii="TH Sarabun New" w:hAnsi="TH Sarabun New" w:eastAsia="TH Sarabun New"/>
-                <w:sz w:val="28"/>
-              </w:rPr>
-              <w:t>void_reason</w:t>
-            </w:r>
-          </w:p>
-        </w:tc>
-        <w:tc>
-          <w:tcPr>
-            <w:tcW w:type="dxa" w:w="3312"/>
-          </w:tcPr>
-          <w:p>
-            <w:r>
-              <w:rPr>
-                <w:rFonts w:ascii="TH Sarabun New" w:hAnsi="TH Sarabun New" w:eastAsia="TH Sarabun New"/>
-                <w:sz w:val="28"/>
-              </w:rPr>
-              <w:t>เหตุผลการยกเลิกเช็ค</w:t>
-            </w:r>
-          </w:p>
-        </w:tc>
-        <w:tc>
-          <w:tcPr>
-            <w:tcW w:type="dxa" w:w="3312"/>
-          </w:tcPr>
-          <w:p>
-            <w:r>
-              <w:rPr>
-                <w:rFonts w:ascii="TH Sarabun New" w:hAnsi="TH Sarabun New" w:eastAsia="TH Sarabun New"/>
-                <w:sz w:val="28"/>
-              </w:rPr>
-              <w:t>ควรกรอกให้ชัดเพื่อใช้ตรวจสอบย้อนหลัง</w:t>
-            </w:r>
-          </w:p>
-        </w:tc>
-      </w:tr>
-      <w:tr>
-        <w:tc>
-          <w:tcPr>
-            <w:tcW w:type="dxa" w:w="3312"/>
-          </w:tcPr>
-          <w:p>
-            <w:r>
-              <w:rPr>
-                <w:rFonts w:ascii="TH Sarabun New" w:hAnsi="TH Sarabun New" w:eastAsia="TH Sarabun New"/>
-                <w:sz w:val="28"/>
-              </w:rPr>
-              <w:t>reversed_entry_names</w:t>
-            </w:r>
-          </w:p>
-        </w:tc>
-        <w:tc>
-          <w:tcPr>
-            <w:tcW w:type="dxa" w:w="3312"/>
-          </w:tcPr>
-          <w:p>
-            <w:r>
-              <w:rPr>
-                <w:rFonts w:ascii="TH Sarabun New" w:hAnsi="TH Sarabun New" w:eastAsia="TH Sarabun New"/>
-                <w:sz w:val="28"/>
-              </w:rPr>
-              <w:t>เลขที่รายการกลับรายการที่ระบบสร้าง</w:t>
-            </w:r>
-          </w:p>
-        </w:tc>
-        <w:tc>
-          <w:tcPr>
-            <w:tcW w:type="dxa" w:w="3312"/>
-          </w:tcPr>
-          <w:p>
-            <w:r>
-              <w:rPr>
-                <w:rFonts w:ascii="TH Sarabun New" w:hAnsi="TH Sarabun New" w:eastAsia="TH Sarabun New"/>
-                <w:sz w:val="28"/>
-              </w:rPr>
-              <w:t>ใช้ติดตามผลกระทบทางบัญชี</w:t>
-            </w:r>
-          </w:p>
-        </w:tc>
-      </w:tr>
-      <w:tr>
-        <w:tc>
-          <w:tcPr>
-            <w:tcW w:type="dxa" w:w="3312"/>
-          </w:tcPr>
-          <w:p>
-            <w:r>
-              <w:rPr>
-                <w:rFonts w:ascii="TH Sarabun New" w:hAnsi="TH Sarabun New" w:eastAsia="TH Sarabun New"/>
-                <w:sz w:val="28"/>
-              </w:rPr>
-              <w:t>state / cheque_optinal</w:t>
-            </w:r>
-          </w:p>
-        </w:tc>
-        <w:tc>
-          <w:tcPr>
-            <w:tcW w:type="dxa" w:w="3312"/>
-          </w:tcPr>
-          <w:p>
-            <w:r>
-              <w:rPr>
-                <w:rFonts w:ascii="TH Sarabun New" w:hAnsi="TH Sarabun New" w:eastAsia="TH Sarabun New"/>
-                <w:sz w:val="28"/>
-              </w:rPr>
-              <w:t>สถานะเช็คและสถานะพิเศษ เช่น return</w:t>
-            </w:r>
-          </w:p>
-        </w:tc>
-        <w:tc>
-          <w:tcPr>
-            <w:tcW w:type="dxa" w:w="3312"/>
-          </w:tcPr>
-          <w:p>
-            <w:r>
-              <w:rPr>
-                <w:rFonts w:ascii="TH Sarabun New" w:hAnsi="TH Sarabun New" w:eastAsia="TH Sarabun New"/>
-                <w:sz w:val="28"/>
-              </w:rPr>
-              <w:t>ใช้ตัดสินว่าควร Cancel ต่อหรือไม่</w:t>
-            </w:r>
-          </w:p>
-        </w:tc>
-      </w:tr>
-    </w:tbl>
-    <w:p>
-      <w:r>
-        <w:rPr>
-          <w:rFonts w:ascii="TH Sarabun New" w:hAnsi="TH Sarabun New" w:eastAsia="TH Sarabun New"/>
-          <w:b/>
-          <w:color w:val="1F4E79"/>
-          <w:sz w:val="36"/>
-        </w:rPr>
-        <w:t>Scenario การใช้งานจากข้อมูลจริงใน local UAT</w:t>
+        <w:t>ตัวอย่างข้อมูลจริงที่ใช้ในคู่มือ</w:t>
       </w:r>
     </w:p>
     <w:tbl>
@@ -866,13 +642,7 @@
     </w:tbl>
     <w:p>
       <w:r>
-        <w:rPr>
-          <w:rFonts w:ascii="TH Sarabun New" w:hAnsi="TH Sarabun New" w:eastAsia="TH Sarabun New"/>
-          <w:b/>
-          <w:color w:val="1F4E79"/>
-          <w:sz w:val="36"/>
-        </w:rPr>
-        <w:t>การอธิบาย Journal Items และขาบัญชี</w:t>
+        <w:t>3. ตรวจสอบรายการบัญชี (Journal Entry)</w:t>
       </w:r>
     </w:p>
     <w:p>
@@ -1280,12 +1050,267 @@
     <w:p>
       <w:r>
         <w:rPr>
+          <w:b w:val="0"/>
+        </w:rPr>
+        <w:t>หลังบันทึกรายการสำเร็จ ให้เปิด Journal Entry เพื่อตรวจดูว่าระบบบันทึกเงินเข้า เงินออก หรือบัญชีพักไว้ที่บัญชีใดบ้างตามตัวอย่างจริงด้านล่าง.</w:t>
+      </w:r>
+    </w:p>
+    <w:p>
+      <w:pPr>
+        <w:jc w:val="center"/>
+      </w:pPr>
+      <w:r>
+        <w:drawing>
+          <wp:inline xmlns:a="http://schemas.openxmlformats.org/drawingml/2006/main" xmlns:pic="http://schemas.openxmlformats.org/drawingml/2006/picture">
+            <wp:extent cx="5852160" cy="4389120"/>
+            <wp:docPr id="7" name="Picture 7"/>
+            <wp:cNvGraphicFramePr>
+              <a:graphicFrameLocks noChangeAspect="1"/>
+            </wp:cNvGraphicFramePr>
+            <a:graphic>
+              <a:graphicData uri="http://schemas.openxmlformats.org/drawingml/2006/picture">
+                <pic:pic>
+                  <pic:nvPicPr>
+                    <pic:cNvPr id="0" name="image.png"/>
+                    <pic:cNvPicPr/>
+                  </pic:nvPicPr>
+                  <pic:blipFill>
+                    <a:blip r:embed="rId12"/>
+                    <a:stretch>
+                      <a:fillRect/>
+                    </a:stretch>
+                  </pic:blipFill>
+                  <pic:spPr>
+                    <a:xfrm>
+                      <a:off x="0" y="0"/>
+                      <a:ext cx="5852160" cy="4389120"/>
+                    </a:xfrm>
+                    <a:prstGeom prst="rect"/>
+                  </pic:spPr>
+                </pic:pic>
+              </a:graphicData>
+            </a:graphic>
+          </wp:inline>
+        </w:drawing>
+      </w:r>
+    </w:p>
+    <w:p>
+      <w:pPr>
+        <w:jc w:val="center"/>
+      </w:pPr>
+      <w:r>
+        <w:t>รูป 5.8A.3 Journal Entry ฝั่ง Reverse หลังยกเลิกเช็ค</w:t>
+      </w:r>
+    </w:p>
+    <w:p>
+      <w:r>
+        <w:t>คำอธิบายช่องสำคัญบนหน้าจอ</w:t>
+      </w:r>
+    </w:p>
+    <w:p>
+      <w:r>
+        <w:rPr>
           <w:rFonts w:ascii="TH Sarabun New" w:hAnsi="TH Sarabun New" w:eastAsia="TH Sarabun New"/>
           <w:b/>
-          <w:color w:val="1F4E79"/>
-          <w:sz w:val="36"/>
+          <w:sz w:val="32"/>
         </w:rPr>
-        <w:t>ข้อควรระวัง</w:t>
+        <w:t>สิ่งที่ต้องตรวจเมื่อยกเลิกเช็ค</w:t>
+      </w:r>
+    </w:p>
+    <w:tbl>
+      <w:tblPr>
+        <w:tblStyle w:val="TableGrid"/>
+        <w:tblW w:type="auto" w:w="0"/>
+        <w:tblLook w:firstColumn="1" w:firstRow="1" w:lastColumn="0" w:lastRow="0" w:noHBand="0" w:noVBand="1" w:val="04A0"/>
+      </w:tblPr>
+      <w:tblGrid>
+        <w:gridCol w:w="3312"/>
+        <w:gridCol w:w="3312"/>
+        <w:gridCol w:w="3312"/>
+      </w:tblGrid>
+      <w:tr>
+        <w:tc>
+          <w:tcPr>
+            <w:tcW w:type="dxa" w:w="3312"/>
+            <w:shd w:fill="D9EAF7"/>
+          </w:tcPr>
+          <w:p>
+            <w:r>
+              <w:rPr>
+                <w:rFonts w:ascii="TH Sarabun New" w:hAnsi="TH Sarabun New" w:eastAsia="TH Sarabun New"/>
+                <w:sz w:val="28"/>
+              </w:rPr>
+              <w:t>Field / Section</w:t>
+            </w:r>
+          </w:p>
+        </w:tc>
+        <w:tc>
+          <w:tcPr>
+            <w:tcW w:type="dxa" w:w="3312"/>
+            <w:shd w:fill="D9EAF7"/>
+          </w:tcPr>
+          <w:p>
+            <w:r>
+              <w:rPr>
+                <w:rFonts w:ascii="TH Sarabun New" w:hAnsi="TH Sarabun New" w:eastAsia="TH Sarabun New"/>
+                <w:sz w:val="28"/>
+              </w:rPr>
+              <w:t>ความหมาย</w:t>
+            </w:r>
+          </w:p>
+        </w:tc>
+        <w:tc>
+          <w:tcPr>
+            <w:tcW w:type="dxa" w:w="3312"/>
+            <w:shd w:fill="D9EAF7"/>
+          </w:tcPr>
+          <w:p>
+            <w:r>
+              <w:rPr>
+                <w:rFonts w:ascii="TH Sarabun New" w:hAnsi="TH Sarabun New" w:eastAsia="TH Sarabun New"/>
+                <w:sz w:val="28"/>
+              </w:rPr>
+              <w:t>วิธีใช้หรือค่าตัวอย่าง</w:t>
+            </w:r>
+          </w:p>
+        </w:tc>
+      </w:tr>
+      <w:tr>
+        <w:tc>
+          <w:tcPr>
+            <w:tcW w:type="dxa" w:w="3312"/>
+          </w:tcPr>
+          <w:p>
+            <w:r>
+              <w:rPr>
+                <w:rFonts w:ascii="TH Sarabun New" w:hAnsi="TH Sarabun New" w:eastAsia="TH Sarabun New"/>
+                <w:sz w:val="28"/>
+              </w:rPr>
+              <w:t>void_reason</w:t>
+            </w:r>
+          </w:p>
+        </w:tc>
+        <w:tc>
+          <w:tcPr>
+            <w:tcW w:type="dxa" w:w="3312"/>
+          </w:tcPr>
+          <w:p>
+            <w:r>
+              <w:rPr>
+                <w:rFonts w:ascii="TH Sarabun New" w:hAnsi="TH Sarabun New" w:eastAsia="TH Sarabun New"/>
+                <w:sz w:val="28"/>
+              </w:rPr>
+              <w:t>เหตุผลการยกเลิกเช็ค</w:t>
+            </w:r>
+          </w:p>
+        </w:tc>
+        <w:tc>
+          <w:tcPr>
+            <w:tcW w:type="dxa" w:w="3312"/>
+          </w:tcPr>
+          <w:p>
+            <w:r>
+              <w:rPr>
+                <w:rFonts w:ascii="TH Sarabun New" w:hAnsi="TH Sarabun New" w:eastAsia="TH Sarabun New"/>
+                <w:sz w:val="28"/>
+              </w:rPr>
+              <w:t>ควรกรอกให้ชัดเพื่อใช้ตรวจสอบย้อนหลัง</w:t>
+            </w:r>
+          </w:p>
+        </w:tc>
+      </w:tr>
+      <w:tr>
+        <w:tc>
+          <w:tcPr>
+            <w:tcW w:type="dxa" w:w="3312"/>
+          </w:tcPr>
+          <w:p>
+            <w:r>
+              <w:rPr>
+                <w:rFonts w:ascii="TH Sarabun New" w:hAnsi="TH Sarabun New" w:eastAsia="TH Sarabun New"/>
+                <w:sz w:val="28"/>
+              </w:rPr>
+              <w:t>reversed_entry_names</w:t>
+            </w:r>
+          </w:p>
+        </w:tc>
+        <w:tc>
+          <w:tcPr>
+            <w:tcW w:type="dxa" w:w="3312"/>
+          </w:tcPr>
+          <w:p>
+            <w:r>
+              <w:rPr>
+                <w:rFonts w:ascii="TH Sarabun New" w:hAnsi="TH Sarabun New" w:eastAsia="TH Sarabun New"/>
+                <w:sz w:val="28"/>
+              </w:rPr>
+              <w:t>เลขที่รายการกลับรายการที่ระบบสร้าง</w:t>
+            </w:r>
+          </w:p>
+        </w:tc>
+        <w:tc>
+          <w:tcPr>
+            <w:tcW w:type="dxa" w:w="3312"/>
+          </w:tcPr>
+          <w:p>
+            <w:r>
+              <w:rPr>
+                <w:rFonts w:ascii="TH Sarabun New" w:hAnsi="TH Sarabun New" w:eastAsia="TH Sarabun New"/>
+                <w:sz w:val="28"/>
+              </w:rPr>
+              <w:t>ใช้ติดตามผลกระทบทางบัญชี</w:t>
+            </w:r>
+          </w:p>
+        </w:tc>
+      </w:tr>
+      <w:tr>
+        <w:tc>
+          <w:tcPr>
+            <w:tcW w:type="dxa" w:w="3312"/>
+          </w:tcPr>
+          <w:p>
+            <w:r>
+              <w:rPr>
+                <w:rFonts w:ascii="TH Sarabun New" w:hAnsi="TH Sarabun New" w:eastAsia="TH Sarabun New"/>
+                <w:sz w:val="28"/>
+              </w:rPr>
+              <w:t>state / cheque_optinal</w:t>
+            </w:r>
+          </w:p>
+        </w:tc>
+        <w:tc>
+          <w:tcPr>
+            <w:tcW w:type="dxa" w:w="3312"/>
+          </w:tcPr>
+          <w:p>
+            <w:r>
+              <w:rPr>
+                <w:rFonts w:ascii="TH Sarabun New" w:hAnsi="TH Sarabun New" w:eastAsia="TH Sarabun New"/>
+                <w:sz w:val="28"/>
+              </w:rPr>
+              <w:t>สถานะเช็คและสถานะพิเศษ เช่น return</w:t>
+            </w:r>
+          </w:p>
+        </w:tc>
+        <w:tc>
+          <w:tcPr>
+            <w:tcW w:type="dxa" w:w="3312"/>
+          </w:tcPr>
+          <w:p>
+            <w:r>
+              <w:rPr>
+                <w:rFonts w:ascii="TH Sarabun New" w:hAnsi="TH Sarabun New" w:eastAsia="TH Sarabun New"/>
+                <w:sz w:val="28"/>
+              </w:rPr>
+              <w:t>ใช้ตัดสินว่าควร Cancel ต่อหรือไม่</w:t>
+            </w:r>
+          </w:p>
+        </w:tc>
+      </w:tr>
+    </w:tbl>
+    <w:p>
+      <w:r>
+        <w:t>สิ่งที่ควรตรวจสอบก่อนบันทึก</w:t>
       </w:r>
     </w:p>
     <w:p>
@@ -1312,12 +1337,6 @@
         <w:t>การ Void เช็คกระทบรายการบัญชีหลายชุด ควรให้ผู้มีสิทธิ์ด้านบัญชีหรือหัวหน้างานเป็นผู้ดำเนินการ</w:t>
       </w:r>
     </w:p>
-    <w:sectPr>
-      <w:pgSz w:w="12240" w:h="15840"/>
-      <w:pgMar w:top="1008" w:right="1152" w:bottom="1008" w:left="1152" w:header="720" w:footer="720" w:gutter="0"/>
-      <w:cols w:space="720"/>
-      <w:docGrid w:linePitch="360"/>
-    </w:sectPr>
   </w:body>
 </w:document>
 </file>

--- a/manual/Accouting_Manual/generated_20260408/docx/5.8_5.8 การยกเลิกเช็คหรือแปลงสถานะเช็ค (Void or Transform a Cheque).docx
+++ b/manual/Accouting_Manual/generated_20260408/docx/5.8_5.8 การยกเลิกเช็คหรือแปลงสถานะเช็ค (Void or Transform a Cheque).docx
@@ -10,7 +10,10 @@
     </w:sectPr>
     <w:p>
       <w:pPr>
+        <w:keepNext/>
+        <w:spacing w:before="0" w:after="120"/>
         <w:jc w:val="center"/>
+        <w:keepLines/>
       </w:pPr>
       <w:r>
         <w:rPr>
@@ -24,6 +27,7 @@
     </w:p>
     <w:p>
       <w:pPr>
+        <w:spacing w:before="0" w:after="120"/>
         <w:jc w:val="center"/>
       </w:pPr>
       <w:r>
@@ -34,8 +38,15 @@
         <w:t>Module Cheque</w:t>
       </w:r>
     </w:p>
-    <w:p/>
     <w:p>
+      <w:pPr>
+        <w:spacing w:before="0" w:after="120"/>
+      </w:pPr>
+    </w:p>
+    <w:p>
+      <w:pPr>
+        <w:spacing w:before="0" w:after="120"/>
+      </w:pPr>
       <w:r>
         <w:rPr>
           <w:rFonts w:ascii="TH Sarabun New" w:hAnsi="TH Sarabun New" w:eastAsia="TH Sarabun New"/>
@@ -49,6 +60,7 @@
     <w:p>
       <w:pPr>
         <w:pStyle w:val="ListBullet"/>
+        <w:spacing w:before="0" w:after="120"/>
       </w:pPr>
       <w:r>
         <w:rPr>
@@ -61,12 +73,18 @@
     <w:p>
       <w:pPr>
         <w:pStyle w:val="ListBullet"/>
+        <w:spacing w:before="0" w:after="120"/>
       </w:pPr>
       <w:r>
         <w:t>เพื่อให้เข้าใจขอบเขตการใช้งานจริงในระบบ ว่าปัจจุบันรองรับ Void, Cancel และ Reset To Draft</w:t>
       </w:r>
     </w:p>
     <w:p>
+      <w:pPr>
+        <w:keepNext/>
+        <w:spacing w:after="120" w:before="0"/>
+        <w:jc w:val="center"/>
+      </w:pPr>
       <w:r>
         <w:rPr>
           <w:rFonts w:ascii="TH Sarabun New" w:hAnsi="TH Sarabun New" w:eastAsia="TH Sarabun New"/>
@@ -80,6 +98,7 @@
     <w:p>
       <w:pPr>
         <w:pStyle w:val="ListBullet"/>
+        <w:spacing w:before="0" w:after="120"/>
       </w:pPr>
       <w:r>
         <w:t>ปุ่มและหน้าจอที่ใช้งานได้จริงของหัวข้อนี้ในระบบคือ Void, Cancel และ Reset To Draft ส่วนหน้าจอ Transform Detail ยังไม่เปิดใช้งานจริง จึงไม่ถูกนำมาอธิบายในคู่มือนี้.</w:t>
@@ -88,207 +107,59 @@
     <w:p>
       <w:pPr>
         <w:pStyle w:val="ListBullet"/>
+        <w:spacing w:before="0" w:after="120"/>
       </w:pPr>
       <w:r>
         <w:t>ตัวอย่างเช็คที่ใช้ประกอบคือเลขที่ 860200003 ซึ่งอยู่สถานะ cancelled หลังผ่าน ลำดับการทำงาน void แล้ว.</w:t>
       </w:r>
     </w:p>
     <w:p>
+      <w:pPr>
+        <w:spacing w:before="0" w:after="120"/>
+      </w:pPr>
       <w:r>
         <w:t>หมายเหตุ: หัวข้อในเอกสารใช้ชื่อเดิมตามสารบัญ แต่เนื้อหาจะอธิบายเฉพาะฟังก์ชันที่มีจริงในระบบ เท่านั้น.</w:t>
       </w:r>
     </w:p>
     <w:p>
       <w:r>
-        <w:t>สิ่งที่ทำได้ในหน้าจอนี้</w:t>
+        <w:rPr>
+          <w:rFonts w:ascii="TH Sarabun New" w:hAnsi="TH Sarabun New" w:eastAsia="TH Sarabun New"/>
+          <w:b/>
+          <w:sz w:val="32"/>
+        </w:rPr>
+        <w:t>แนวทางการใช้งาน</w:t>
       </w:r>
     </w:p>
-    <w:tbl>
-      <w:tblPr>
-        <w:tblStyle w:val="TableGrid"/>
-        <w:tblW w:type="auto" w:w="0"/>
-        <w:tblLook w:firstColumn="1" w:firstRow="1" w:lastColumn="0" w:lastRow="0" w:noHBand="0" w:noVBand="1" w:val="04A0"/>
-      </w:tblPr>
-      <w:tblGrid>
-        <w:gridCol w:w="3312"/>
-        <w:gridCol w:w="3312"/>
-        <w:gridCol w:w="3312"/>
-      </w:tblGrid>
-      <w:tr>
-        <w:tc>
-          <w:tcPr>
-            <w:tcW w:type="dxa" w:w="3312"/>
-            <w:shd w:fill="D9EAF7"/>
-          </w:tcPr>
-          <w:p>
-            <w:r>
-              <w:rPr>
-                <w:rFonts w:ascii="TH Sarabun New" w:hAnsi="TH Sarabun New" w:eastAsia="TH Sarabun New"/>
-                <w:sz w:val="28"/>
-              </w:rPr>
-              <w:t>ฟังก์ชัน</w:t>
-            </w:r>
-          </w:p>
-        </w:tc>
-        <w:tc>
-          <w:tcPr>
-            <w:tcW w:type="dxa" w:w="3312"/>
-            <w:shd w:fill="D9EAF7"/>
-          </w:tcPr>
-          <w:p>
-            <w:r>
-              <w:rPr>
-                <w:rFonts w:ascii="TH Sarabun New" w:hAnsi="TH Sarabun New" w:eastAsia="TH Sarabun New"/>
-                <w:sz w:val="28"/>
-              </w:rPr>
-              <w:t>คำอธิบาย</w:t>
-            </w:r>
-          </w:p>
-        </w:tc>
-        <w:tc>
-          <w:tcPr>
-            <w:tcW w:type="dxa" w:w="3312"/>
-            <w:shd w:fill="D9EAF7"/>
-          </w:tcPr>
-          <w:p>
-            <w:r>
-              <w:rPr>
-                <w:rFonts w:ascii="TH Sarabun New" w:hAnsi="TH Sarabun New" w:eastAsia="TH Sarabun New"/>
-                <w:sz w:val="28"/>
-              </w:rPr>
-              <w:t>ใช้เมื่อไร</w:t>
-            </w:r>
-          </w:p>
-        </w:tc>
-      </w:tr>
-      <w:tr>
-        <w:tc>
-          <w:tcPr>
-            <w:tcW w:type="dxa" w:w="3312"/>
-          </w:tcPr>
-          <w:p>
-            <w:r>
-              <w:rPr>
-                <w:rFonts w:ascii="TH Sarabun New" w:hAnsi="TH Sarabun New" w:eastAsia="TH Sarabun New"/>
-                <w:sz w:val="28"/>
-              </w:rPr>
-              <w:t>Void</w:t>
-            </w:r>
-          </w:p>
-        </w:tc>
-        <w:tc>
-          <w:tcPr>
-            <w:tcW w:type="dxa" w:w="3312"/>
-          </w:tcPr>
-          <w:p>
-            <w:r>
-              <w:t>เปิด หน้าต่าง ให้ผู้ใช้ระบุเหตุผลและกลับรายการเช็ค</w:t>
-            </w:r>
-          </w:p>
-        </w:tc>
-        <w:tc>
-          <w:tcPr>
-            <w:tcW w:type="dxa" w:w="3312"/>
-          </w:tcPr>
-          <w:p>
-            <w:r>
-              <w:rPr>
-                <w:rFonts w:ascii="TH Sarabun New" w:hAnsi="TH Sarabun New" w:eastAsia="TH Sarabun New"/>
-                <w:sz w:val="28"/>
-              </w:rPr>
-              <w:t>ใช้ได้เมื่อเช็คอยู่สถานะ bank_deposit หรือ paid</w:t>
-            </w:r>
-          </w:p>
-        </w:tc>
-      </w:tr>
-      <w:tr>
-        <w:tc>
-          <w:tcPr>
-            <w:tcW w:type="dxa" w:w="3312"/>
-          </w:tcPr>
-          <w:p>
-            <w:r>
-              <w:rPr>
-                <w:rFonts w:ascii="TH Sarabun New" w:hAnsi="TH Sarabun New" w:eastAsia="TH Sarabun New"/>
-                <w:sz w:val="28"/>
-              </w:rPr>
-              <w:t>Cancel</w:t>
-            </w:r>
-          </w:p>
-        </w:tc>
-        <w:tc>
-          <w:tcPr>
-            <w:tcW w:type="dxa" w:w="3312"/>
-          </w:tcPr>
-          <w:p>
-            <w:r>
-              <w:rPr>
-                <w:rFonts w:ascii="TH Sarabun New" w:hAnsi="TH Sarabun New" w:eastAsia="TH Sarabun New"/>
-                <w:sz w:val="28"/>
-              </w:rPr>
-              <w:t>ใช้กับเช็คที่อยู่สถานะ return เพื่อปิดรายการยกเลิก</w:t>
-            </w:r>
-          </w:p>
-        </w:tc>
-        <w:tc>
-          <w:tcPr>
-            <w:tcW w:type="dxa" w:w="3312"/>
-          </w:tcPr>
-          <w:p>
-            <w:r>
-              <w:t>มักเกิดจาก หน้าต่าง Void เรียกต่อ</w:t>
-            </w:r>
-          </w:p>
-        </w:tc>
-      </w:tr>
-      <w:tr>
-        <w:tc>
-          <w:tcPr>
-            <w:tcW w:type="dxa" w:w="3312"/>
-          </w:tcPr>
-          <w:p>
-            <w:r>
-              <w:rPr>
-                <w:rFonts w:ascii="TH Sarabun New" w:hAnsi="TH Sarabun New" w:eastAsia="TH Sarabun New"/>
-                <w:sz w:val="28"/>
-              </w:rPr>
-              <w:t>Reset To Draft</w:t>
-            </w:r>
-          </w:p>
-        </w:tc>
-        <w:tc>
-          <w:tcPr>
-            <w:tcW w:type="dxa" w:w="3312"/>
-          </w:tcPr>
-          <w:p>
-            <w:r>
-              <w:rPr>
-                <w:rFonts w:ascii="TH Sarabun New" w:hAnsi="TH Sarabun New" w:eastAsia="TH Sarabun New"/>
-                <w:sz w:val="28"/>
-              </w:rPr>
-              <w:t>ใช้ย้อนสถานะบางรายการกลับไป draft เพื่อเริ่มต้นใหม่</w:t>
-            </w:r>
-          </w:p>
-        </w:tc>
-        <w:tc>
-          <w:tcPr>
-            <w:tcW w:type="dxa" w:w="3312"/>
-          </w:tcPr>
-          <w:p>
-            <w:r>
-              <w:rPr>
-                <w:rFonts w:ascii="TH Sarabun New" w:hAnsi="TH Sarabun New" w:eastAsia="TH Sarabun New"/>
-                <w:sz w:val="28"/>
-              </w:rPr>
-              <w:t>ใช้ด้วยความระมัดระวังและควรตรวจ reversed entries ทุกครั้ง</w:t>
-            </w:r>
-          </w:p>
-        </w:tc>
-      </w:tr>
-    </w:tbl>
     <w:p>
       <w:r>
-        <w:t>1. เข้าใช้งานจากหน้าหลัก</w:t>
+        <w:rPr>
+          <w:rFonts w:ascii="TH Sarabun New" w:hAnsi="TH Sarabun New" w:eastAsia="TH Sarabun New"/>
+          <w:b w:val="0"/>
+          <w:sz w:val="32"/>
+        </w:rPr>
+        <w:t>การยกเลิกเช็คหรือย้อนสถานะควรใช้เมื่อพบว่ามีการออกเช็คผิด เคลียร์ผิด หรือเอกสารต้นทางมีปัญหา โดยต้องตรวจสอบผลกระทบทั้งที่เช็คเดิมและรายการบัญชีย้อนกลับควบคู่กัน.</w:t>
+      </w:r>
+    </w:p>
+    <w:p>
+      <w:r>
+        <w:rPr>
+          <w:rFonts w:ascii="TH Sarabun New" w:hAnsi="TH Sarabun New" w:eastAsia="TH Sarabun New"/>
+          <w:b w:val="0"/>
+          <w:sz w:val="32"/>
+        </w:rPr>
+        <w:t>แนวทางที่ปลอดภัยคือเปิดเช็คเดิม ตรวจสถานะปัจจุบันให้แน่ชัด แล้วจึงใช้ปุ่ม Void หรือ Reset To Draft ตามสิทธิ์และขั้นตอนที่ระบบอนุญาต.</w:t>
+      </w:r>
+    </w:p>
+    <w:p>
+      <w:r>
+        <w:rPr>
+          <w:rFonts w:ascii="TH Sarabun New" w:hAnsi="TH Sarabun New" w:eastAsia="TH Sarabun New"/>
+          <w:b/>
+          <w:i w:val="0"/>
+          <w:sz w:val="32"/>
+        </w:rPr>
+        <w:t>เมนูที่ใช้</w:t>
       </w:r>
     </w:p>
     <w:p>
@@ -298,6 +169,8 @@
       <w:r>
         <w:rPr>
           <w:rFonts w:ascii="TH Sarabun New" w:hAnsi="TH Sarabun New" w:eastAsia="TH Sarabun New"/>
+          <w:b w:val="0"/>
+          <w:i w:val="0"/>
           <w:sz w:val="32"/>
         </w:rPr>
         <w:t>Cheque &gt; Cheque &gt; Cheque Paying</w:t>
@@ -310,6 +183,8 @@
       <w:r>
         <w:rPr>
           <w:rFonts w:ascii="TH Sarabun New" w:hAnsi="TH Sarabun New" w:eastAsia="TH Sarabun New"/>
+          <w:b w:val="0"/>
+          <w:i w:val="0"/>
           <w:sz w:val="32"/>
         </w:rPr>
         <w:t>Cheque &gt; Cheque &gt; Void Cheque</w:t>
@@ -318,20 +193,31 @@
     <w:p>
       <w:r>
         <w:rPr>
-          <w:b w:val="0"/>
+          <w:rFonts w:ascii="TH Sarabun New" w:hAnsi="TH Sarabun New" w:eastAsia="TH Sarabun New"/>
+          <w:b/>
+          <w:i w:val="0"/>
+          <w:sz w:val="32"/>
         </w:rPr>
-        <w:t>ให้เริ่มจากหน้า Dashboard แล้วกดเข้าโมดูลตามภาพ จากนั้นกดเมนูย่อยตามหมายเลขในภาพเพื่อเข้าสู่หน้าที่ใช้ทำรายการจริง.</w:t>
+        <w:t>3. ขั้นตอนการใช้งาน</w:t>
       </w:r>
     </w:p>
     <w:p>
-      <w:pPr>
-        <w:jc w:val="center"/>
-      </w:pPr>
+      <w:r>
+        <w:rPr>
+          <w:rFonts w:ascii="TH Sarabun New" w:hAnsi="TH Sarabun New" w:eastAsia="TH Sarabun New"/>
+          <w:b w:val="0"/>
+          <w:i w:val="0"/>
+          <w:sz w:val="32"/>
+        </w:rPr>
+        <w:t>1. เริ่มจากหน้า Dashboard แล้วคลิกเข้าโมดูล Cheque</w:t>
+      </w:r>
+    </w:p>
+    <w:p>
       <w:r>
         <w:drawing>
           <wp:inline xmlns:a="http://schemas.openxmlformats.org/drawingml/2006/main" xmlns:pic="http://schemas.openxmlformats.org/drawingml/2006/picture">
-            <wp:extent cx="5852160" cy="4389120"/>
-            <wp:docPr id="5" name="Picture 5"/>
+            <wp:extent cx="5669280" cy="4251960"/>
+            <wp:docPr id="11" name="Picture 11"/>
             <wp:cNvGraphicFramePr>
               <a:graphicFrameLocks noChangeAspect="1"/>
             </wp:cNvGraphicFramePr>
@@ -351,7 +237,7 @@
                   <pic:spPr>
                     <a:xfrm>
                       <a:off x="0" y="0"/>
-                      <a:ext cx="5852160" cy="4389120"/>
+                      <a:ext cx="5669280" cy="4251960"/>
                     </a:xfrm>
                     <a:prstGeom prst="rect"/>
                   </pic:spPr>
@@ -363,22 +249,33 @@
       </w:r>
     </w:p>
     <w:p>
-      <w:pPr>
-        <w:jc w:val="center"/>
-      </w:pPr>
       <w:r>
-        <w:t>รูป 5.8A.1 หน้า Dashboard สำหรับเข้าโมดูล Cheque</w:t>
+        <w:rPr>
+          <w:rFonts w:ascii="TH Sarabun New" w:hAnsi="TH Sarabun New" w:eastAsia="TH Sarabun New"/>
+          <w:b w:val="0"/>
+          <w:i/>
+          <w:sz w:val="28"/>
+        </w:rPr>
+        <w:t>ภาพประกอบขั้นตอนที่ 1</w:t>
       </w:r>
     </w:p>
     <w:p>
-      <w:pPr>
-        <w:jc w:val="center"/>
-      </w:pPr>
+      <w:r>
+        <w:rPr>
+          <w:rFonts w:ascii="TH Sarabun New" w:hAnsi="TH Sarabun New" w:eastAsia="TH Sarabun New"/>
+          <w:b w:val="0"/>
+          <w:i w:val="0"/>
+          <w:sz w:val="32"/>
+        </w:rPr>
+        <w:t>2. เมื่อเข้ามาในโมดูล Cheque แล้ว ให้ใช้เมนู Cheque &gt; Cheque &gt; Cheque Paying และ Cheque &gt; Cheque &gt; Void Cheque ตามลำดับของงาน</w:t>
+      </w:r>
+    </w:p>
+    <w:p>
       <w:r>
         <w:drawing>
           <wp:inline xmlns:a="http://schemas.openxmlformats.org/drawingml/2006/main" xmlns:pic="http://schemas.openxmlformats.org/drawingml/2006/picture">
-            <wp:extent cx="5852160" cy="4389120"/>
-            <wp:docPr id="6" name="Picture 6"/>
+            <wp:extent cx="5669280" cy="4251960"/>
+            <wp:docPr id="12" name="Picture 12"/>
             <wp:cNvGraphicFramePr>
               <a:graphicFrameLocks noChangeAspect="1"/>
             </wp:cNvGraphicFramePr>
@@ -398,7 +295,397 @@
                   <pic:spPr>
                     <a:xfrm>
                       <a:off x="0" y="0"/>
-                      <a:ext cx="5852160" cy="4389120"/>
+                      <a:ext cx="5669280" cy="4251960"/>
+                    </a:xfrm>
+                    <a:prstGeom prst="rect"/>
+                  </pic:spPr>
+                </pic:pic>
+              </a:graphicData>
+            </a:graphic>
+          </wp:inline>
+        </w:drawing>
+      </w:r>
+    </w:p>
+    <w:p>
+      <w:r>
+        <w:rPr>
+          <w:rFonts w:ascii="TH Sarabun New" w:hAnsi="TH Sarabun New" w:eastAsia="TH Sarabun New"/>
+          <w:b w:val="0"/>
+          <w:i/>
+          <w:sz w:val="28"/>
+        </w:rPr>
+        <w:t>ภาพประกอบขั้นตอนที่ 2</w:t>
+      </w:r>
+    </w:p>
+    <w:p>
+      <w:r>
+        <w:rPr>
+          <w:rFonts w:ascii="TH Sarabun New" w:hAnsi="TH Sarabun New" w:eastAsia="TH Sarabun New"/>
+          <w:b w:val="0"/>
+          <w:i w:val="0"/>
+          <w:sz w:val="32"/>
+        </w:rPr>
+        <w:t>3. เปิดเช็คจริงที่ต้องการยกเลิก เช่น 860200003 ตรวจเลขเอกสาร วันที่ คู่ค้า วิธีชำระ และสถานะให้ถูกต้อง จากนั้นกด Void กรอกเหตุผล และยืนยันรายการก่อนกลับมาตรวจรายการกลับทางและสถานะสุดท้าย</w:t>
+      </w:r>
+    </w:p>
+    <w:p>
+      <w:r>
+        <w:drawing>
+          <wp:inline xmlns:a="http://schemas.openxmlformats.org/drawingml/2006/main" xmlns:pic="http://schemas.openxmlformats.org/drawingml/2006/picture">
+            <wp:extent cx="5669280" cy="4251960"/>
+            <wp:docPr id="13" name="Picture 13"/>
+            <wp:cNvGraphicFramePr>
+              <a:graphicFrameLocks noChangeAspect="1"/>
+            </wp:cNvGraphicFramePr>
+            <a:graphic>
+              <a:graphicData uri="http://schemas.openxmlformats.org/drawingml/2006/picture">
+                <pic:pic>
+                  <pic:nvPicPr>
+                    <pic:cNvPr id="0" name="image.png"/>
+                    <pic:cNvPicPr/>
+                  </pic:nvPicPr>
+                  <pic:blipFill>
+                    <a:blip r:embed="rId9"/>
+                    <a:stretch>
+                      <a:fillRect/>
+                    </a:stretch>
+                  </pic:blipFill>
+                  <pic:spPr>
+                    <a:xfrm>
+                      <a:off x="0" y="0"/>
+                      <a:ext cx="5669280" cy="4251960"/>
+                    </a:xfrm>
+                    <a:prstGeom prst="rect"/>
+                  </pic:spPr>
+                </pic:pic>
+              </a:graphicData>
+            </a:graphic>
+          </wp:inline>
+        </w:drawing>
+      </w:r>
+    </w:p>
+    <w:p>
+      <w:r>
+        <w:rPr>
+          <w:rFonts w:ascii="TH Sarabun New" w:hAnsi="TH Sarabun New" w:eastAsia="TH Sarabun New"/>
+          <w:b w:val="0"/>
+          <w:i/>
+          <w:sz w:val="28"/>
+        </w:rPr>
+        <w:t>ภาพประกอบขั้นตอนที่ 3</w:t>
+      </w:r>
+    </w:p>
+    <w:tbl>
+      <w:tblPr>
+        <w:tblStyle w:val="TableGrid"/>
+        <w:tblW w:type="auto" w:w="0"/>
+        <w:tblLook w:firstColumn="1" w:firstRow="1" w:lastColumn="0" w:lastRow="0" w:noHBand="0" w:noVBand="1" w:val="04A0"/>
+      </w:tblPr>
+      <w:tblGrid>
+        <w:gridCol w:w="4320"/>
+        <w:gridCol w:w="4320"/>
+      </w:tblGrid>
+      <w:tr>
+        <w:trPr>
+          <w:cantSplit/>
+        </w:trPr>
+        <w:tc>
+          <w:tcPr>
+            <w:tcW w:type="dxa" w:w="4320"/>
+          </w:tcPr>
+          <w:p>
+            <w:pPr>
+              <w:keepLines/>
+              <w:spacing w:after="0" w:before="0"/>
+            </w:pPr>
+            <w:r>
+              <w:t>Field Name</w:t>
+            </w:r>
+          </w:p>
+        </w:tc>
+        <w:tc>
+          <w:tcPr>
+            <w:tcW w:type="dxa" w:w="4320"/>
+          </w:tcPr>
+          <w:p>
+            <w:pPr>
+              <w:keepLines/>
+              <w:spacing w:after="0" w:before="0"/>
+            </w:pPr>
+            <w:r>
+              <w:t>Meaning</w:t>
+            </w:r>
+          </w:p>
+        </w:tc>
+      </w:tr>
+      <w:tr>
+        <w:trPr>
+          <w:cantSplit/>
+        </w:trPr>
+        <w:tc>
+          <w:tcPr>
+            <w:tcW w:type="dxa" w:w="4320"/>
+          </w:tcPr>
+          <w:p>
+            <w:pPr>
+              <w:keepLines/>
+              <w:spacing w:after="0" w:before="0"/>
+            </w:pPr>
+            <w:r>
+              <w:t>Cheque Number</w:t>
+            </w:r>
+          </w:p>
+        </w:tc>
+        <w:tc>
+          <w:tcPr>
+            <w:tcW w:type="dxa" w:w="4320"/>
+          </w:tcPr>
+          <w:p>
+            <w:pPr>
+              <w:keepLines/>
+              <w:spacing w:after="0" w:before="0"/>
+            </w:pPr>
+            <w:r>
+              <w:t>เลขที่พิมพ์บนเช็คที่ใช้ติดตามรายการ</w:t>
+            </w:r>
+          </w:p>
+        </w:tc>
+      </w:tr>
+      <w:tr>
+        <w:trPr>
+          <w:cantSplit/>
+        </w:trPr>
+        <w:tc>
+          <w:tcPr>
+            <w:tcW w:type="dxa" w:w="4320"/>
+          </w:tcPr>
+          <w:p>
+            <w:pPr>
+              <w:keepLines/>
+              <w:spacing w:after="0" w:before="0"/>
+            </w:pPr>
+            <w:r>
+              <w:t>Status</w:t>
+            </w:r>
+          </w:p>
+        </w:tc>
+        <w:tc>
+          <w:tcPr>
+            <w:tcW w:type="dxa" w:w="4320"/>
+          </w:tcPr>
+          <w:p>
+            <w:pPr>
+              <w:keepLines/>
+              <w:spacing w:after="0" w:before="0"/>
+            </w:pPr>
+            <w:r>
+              <w:t>สถานะปัจจุบันของเอกสารหรือรายการ</w:t>
+            </w:r>
+          </w:p>
+        </w:tc>
+      </w:tr>
+      <w:tr>
+        <w:trPr>
+          <w:cantSplit/>
+        </w:trPr>
+        <w:tc>
+          <w:tcPr>
+            <w:tcW w:type="dxa" w:w="4320"/>
+          </w:tcPr>
+          <w:p>
+            <w:pPr>
+              <w:keepLines/>
+              <w:spacing w:after="0" w:before="0"/>
+            </w:pPr>
+            <w:r>
+              <w:t>Void Reason</w:t>
+            </w:r>
+          </w:p>
+        </w:tc>
+        <w:tc>
+          <w:tcPr>
+            <w:tcW w:type="dxa" w:w="4320"/>
+          </w:tcPr>
+          <w:p>
+            <w:pPr>
+              <w:keepLines/>
+              <w:spacing w:after="0" w:before="0"/>
+            </w:pPr>
+            <w:r>
+              <w:t>เหตุผลที่ใช้ยกเลิกเช็คหรือกลับรายการ</w:t>
+            </w:r>
+          </w:p>
+        </w:tc>
+      </w:tr>
+      <w:tr>
+        <w:trPr>
+          <w:cantSplit/>
+        </w:trPr>
+        <w:tc>
+          <w:tcPr>
+            <w:tcW w:type="dxa" w:w="4320"/>
+          </w:tcPr>
+          <w:p>
+            <w:pPr>
+              <w:keepLines/>
+              <w:spacing w:after="0" w:before="0"/>
+            </w:pPr>
+            <w:r>
+              <w:t>New Cheque</w:t>
+            </w:r>
+          </w:p>
+        </w:tc>
+        <w:tc>
+          <w:tcPr>
+            <w:tcW w:type="dxa" w:w="4320"/>
+          </w:tcPr>
+          <w:p>
+            <w:pPr>
+              <w:keepLines/>
+              <w:spacing w:after="0" w:before="0"/>
+            </w:pPr>
+            <w:r>
+              <w:t>เช็คใบใหม่ที่ใช้แทนเช็คเดิมหลังการแปลงสถานะ</w:t>
+            </w:r>
+          </w:p>
+        </w:tc>
+      </w:tr>
+      <w:tr>
+        <w:trPr>
+          <w:cantSplit/>
+        </w:trPr>
+        <w:tc>
+          <w:tcPr>
+            <w:tcW w:type="dxa" w:w="4320"/>
+          </w:tcPr>
+          <w:p>
+            <w:pPr>
+              <w:keepLines/>
+              <w:spacing w:after="0" w:before="0"/>
+            </w:pPr>
+            <w:r>
+              <w:t>Reverse Entry</w:t>
+            </w:r>
+          </w:p>
+        </w:tc>
+        <w:tc>
+          <w:tcPr>
+            <w:tcW w:type="dxa" w:w="4320"/>
+          </w:tcPr>
+          <w:p>
+            <w:pPr>
+              <w:keepLines/>
+              <w:spacing w:after="0" w:before="0"/>
+            </w:pPr>
+            <w:r>
+              <w:t>รายการบัญชีกลับทางที่ระบบสร้างเมื่อยกเลิกเอกสาร</w:t>
+            </w:r>
+          </w:p>
+        </w:tc>
+      </w:tr>
+    </w:tbl>
+    <w:p>
+      <w:pPr>
+        <w:pStyle w:val="Heading1"/>
+        <w:keepNext/>
+        <w:spacing w:before="0" w:after="120"/>
+        <w:keepLines/>
+      </w:pPr>
+      <w:r>
+        <w:t>4. ตรวจสอบ Journal Entry</w:t>
+      </w:r>
+    </w:p>
+    <w:p>
+      <w:pPr>
+        <w:keepNext/>
+        <w:spacing w:before="0" w:after="120"/>
+        <w:keepLines/>
+      </w:pPr>
+      <w:r>
+        <w:rPr>
+          <w:rFonts w:ascii="TH Sarabun New" w:hAnsi="TH Sarabun New" w:eastAsia="TH Sarabun New"/>
+          <w:b/>
+          <w:sz w:val="32"/>
+        </w:rPr>
+        <w:t>วิธีอ่าน Journal ในหัวข้อนี้</w:t>
+      </w:r>
+    </w:p>
+    <w:p>
+      <w:r>
+        <w:rPr>
+          <w:rFonts w:ascii="TH Sarabun New" w:hAnsi="TH Sarabun New" w:eastAsia="TH Sarabun New"/>
+          <w:b/>
+          <w:sz w:val="32"/>
+        </w:rPr>
+        <w:t>แนวทางการตรวจสอบ Journal</w:t>
+      </w:r>
+    </w:p>
+    <w:p>
+      <w:r>
+        <w:rPr>
+          <w:rFonts w:ascii="TH Sarabun New" w:hAnsi="TH Sarabun New" w:eastAsia="TH Sarabun New"/>
+          <w:b w:val="0"/>
+          <w:sz w:val="32"/>
+        </w:rPr>
+        <w:t>Journal ในหัวข้อนี้ควรอ่านแบบเปรียบเทียบระหว่างรายการเดิมกับรายการกลับทาง เพื่อยืนยันว่าเดบิตและเครดิตถูกกลับทิศครบถ้วนจริง.</w:t>
+      </w:r>
+    </w:p>
+    <w:p>
+      <w:pPr>
+        <w:spacing w:after="120" w:before="0"/>
+        <w:keepNext/>
+      </w:pPr>
+      <w:r>
+        <w:t>เมื่อยกเลิกหรือแปลงสถานะเช็ค ระบบจะสร้าง Reverse Entry เพื่อกลับผลทางบัญชีของเช็คเดิม</w:t>
+      </w:r>
+    </w:p>
+    <w:p>
+      <w:pPr>
+        <w:spacing w:after="120" w:before="0"/>
+        <w:keepNext/>
+      </w:pPr>
+      <w:r>
+        <w:t>ให้ดูเลขอ้างอิงของรายการกลับทางและชื่อบัญชีว่ากลับเดบิตเครดิตตรงข้ามกับรายการเดิมหรือไม่</w:t>
+      </w:r>
+    </w:p>
+    <w:p>
+      <w:pPr>
+        <w:spacing w:after="120" w:before="0"/>
+        <w:keepNext/>
+      </w:pPr>
+      <w:r>
+        <w:t>ถ้ามีการออกเช็คใบใหม่แทน ระบบจะมีทั้งรายการกลับทางของใบเดิมและรายการใหม่ของใบแทน</w:t>
+      </w:r>
+    </w:p>
+    <w:p>
+      <w:pPr>
+        <w:spacing w:before="0" w:after="120"/>
+      </w:pPr>
+      <w:r>
+        <w:drawing>
+          <wp:inline xmlns:a="http://schemas.openxmlformats.org/drawingml/2006/main" xmlns:pic="http://schemas.openxmlformats.org/drawingml/2006/picture">
+            <wp:extent cx="5669280" cy="4953533"/>
+            <wp:docPr id="10" name="Picture 10"/>
+            <wp:cNvGraphicFramePr>
+              <a:graphicFrameLocks noChangeAspect="1"/>
+            </wp:cNvGraphicFramePr>
+            <a:graphic>
+              <a:graphicData uri="http://schemas.openxmlformats.org/drawingml/2006/picture">
+                <pic:pic>
+                  <pic:nvPicPr>
+                    <pic:cNvPr id="0" name="image.png"/>
+                    <pic:cNvPicPr/>
+                  </pic:nvPicPr>
+                  <pic:blipFill>
+                    <a:blip r:embed="rId15"/>
+                    <a:stretch>
+                      <a:fillRect/>
+                    </a:stretch>
+                  </pic:blipFill>
+                  <pic:spPr>
+                    <a:xfrm>
+                      <a:off x="0" y="0"/>
+                      <a:ext cx="5669280" cy="4953533"/>
                     </a:xfrm>
                     <a:prstGeom prst="rect"/>
                   </pic:spPr>
@@ -411,930 +698,12 @@
     </w:p>
     <w:p>
       <w:pPr>
+        <w:spacing w:before="0" w:after="120"/>
         <w:jc w:val="center"/>
+        <w:keepNext/>
       </w:pPr>
       <w:r>
-        <w:t>รูป 5.8A.2 เมนู Cheque &gt; Operations ที่ใช้เข้าหน้าเอกสารเช็ค</w:t>
-      </w:r>
-    </w:p>
-    <w:p>
-      <w:r>
-        <w:t>2. ขั้นตอนการทำรายการ</w:t>
-      </w:r>
-    </w:p>
-    <w:p>
-      <w:r>
-        <w:rPr>
-          <w:rFonts w:ascii="TH Sarabun New" w:hAnsi="TH Sarabun New" w:eastAsia="TH Sarabun New"/>
-          <w:b/>
-          <w:sz w:val="32"/>
-        </w:rPr>
-        <w:t>ขั้นตอนการ Void เช็ค</w:t>
-      </w:r>
-    </w:p>
-    <w:p>
-      <w:r>
-        <w:rPr>
-          <w:rFonts w:ascii="TH Sarabun New" w:hAnsi="TH Sarabun New" w:eastAsia="TH Sarabun New"/>
-          <w:sz w:val="32"/>
-        </w:rPr>
-        <w:t>1. เปิดเช็ค 860200003 จากเมนู Cheque Paying หรือเมนู Void Cheque.</w:t>
-      </w:r>
-    </w:p>
-    <w:p>
-      <w:r>
-        <w:t>2. ถ้าเช็คอยู่สถานะ Paid หรือ Bank Deposit ให้กด Void ระบบจะเปิด หน้าต่าง ให้กรอกเหตุผล.</w:t>
-      </w:r>
-    </w:p>
-    <w:p>
-      <w:r>
-        <w:t>3. กรอกเหตุผลการยกเลิกแล้วกดยืนยัน ระบบจะสร้าง reversed entries และเปลี่ยนสถานะเช็คตาม ลำดับการทำงาน ของโมดูล.</w:t>
-      </w:r>
-    </w:p>
-    <w:p>
-      <w:r>
-        <w:rPr>
-          <w:rFonts w:ascii="TH Sarabun New" w:hAnsi="TH Sarabun New" w:eastAsia="TH Sarabun New"/>
-          <w:sz w:val="32"/>
-        </w:rPr>
-        <w:t>4. เปิด Smart Button Reversed Entry เพื่อตรวจสอบรายการกลับรายการที่เกิดขึ้น.</w:t>
-      </w:r>
-    </w:p>
-    <w:p>
-      <w:r>
-        <w:rPr>
-          <w:rFonts w:ascii="TH Sarabun New" w:hAnsi="TH Sarabun New" w:eastAsia="TH Sarabun New"/>
-          <w:b/>
-          <w:sz w:val="32"/>
-        </w:rPr>
-        <w:t>ขั้นตอน Reset To Draft</w:t>
-      </w:r>
-    </w:p>
-    <w:p>
-      <w:r>
-        <w:rPr>
-          <w:rFonts w:ascii="TH Sarabun New" w:hAnsi="TH Sarabun New" w:eastAsia="TH Sarabun New"/>
-          <w:sz w:val="32"/>
-        </w:rPr>
-        <w:t>1. ถ้าธุรกิจอนุญาตให้ย้อนรายการ ให้ใช้ Reset To Draft เฉพาะกรณีที่ตรวจแล้วว่ายังไม่กระทบเอกสารปลายทางอื่น.</w:t>
-      </w:r>
-    </w:p>
-    <w:p>
-      <w:r>
-        <w:rPr>
-          <w:rFonts w:ascii="TH Sarabun New" w:hAnsi="TH Sarabun New" w:eastAsia="TH Sarabun New"/>
-          <w:sz w:val="32"/>
-        </w:rPr>
-        <w:t>2. หลัง Reset ต้องตรวจทั้ง Payment Entry, Reversed Entry และสถานะของ cheque book line ว่ากลับมาใช้งานได้ถูกต้อง.</w:t>
-      </w:r>
-    </w:p>
-    <w:p>
-      <w:r>
-        <w:t>ตัวอย่างข้อมูลจริงที่ใช้ในคู่มือ</w:t>
-      </w:r>
-    </w:p>
-    <w:tbl>
-      <w:tblPr>
-        <w:tblStyle w:val="TableGrid"/>
-        <w:tblW w:type="auto" w:w="0"/>
-        <w:tblLook w:firstColumn="1" w:firstRow="1" w:lastColumn="0" w:lastRow="0" w:noHBand="0" w:noVBand="1" w:val="04A0"/>
-      </w:tblPr>
-      <w:tblGrid>
-        <w:gridCol w:w="3312"/>
-        <w:gridCol w:w="3312"/>
-        <w:gridCol w:w="3312"/>
-      </w:tblGrid>
-      <w:tr>
-        <w:tc>
-          <w:tcPr>
-            <w:tcW w:type="dxa" w:w="3312"/>
-            <w:shd w:fill="D9EAF7"/>
-          </w:tcPr>
-          <w:p>
-            <w:r>
-              <w:rPr>
-                <w:rFonts w:ascii="TH Sarabun New" w:hAnsi="TH Sarabun New" w:eastAsia="TH Sarabun New"/>
-                <w:sz w:val="28"/>
-              </w:rPr>
-              <w:t>Scenario</w:t>
-            </w:r>
-          </w:p>
-        </w:tc>
-        <w:tc>
-          <w:tcPr>
-            <w:tcW w:type="dxa" w:w="3312"/>
-            <w:shd w:fill="D9EAF7"/>
-          </w:tcPr>
-          <w:p>
-            <w:r>
-              <w:rPr>
-                <w:rFonts w:ascii="TH Sarabun New" w:hAnsi="TH Sarabun New" w:eastAsia="TH Sarabun New"/>
-                <w:sz w:val="28"/>
-              </w:rPr>
-              <w:t>ข้อมูลตัวอย่าง</w:t>
-            </w:r>
-          </w:p>
-        </w:tc>
-        <w:tc>
-          <w:tcPr>
-            <w:tcW w:type="dxa" w:w="3312"/>
-            <w:shd w:fill="D9EAF7"/>
-          </w:tcPr>
-          <w:p>
-            <w:r>
-              <w:rPr>
-                <w:rFonts w:ascii="TH Sarabun New" w:hAnsi="TH Sarabun New" w:eastAsia="TH Sarabun New"/>
-                <w:sz w:val="28"/>
-              </w:rPr>
-              <w:t>ผลลัพธ์ที่ต้องเห็น</w:t>
-            </w:r>
-          </w:p>
-        </w:tc>
-      </w:tr>
-      <w:tr>
-        <w:tc>
-          <w:tcPr>
-            <w:tcW w:type="dxa" w:w="3312"/>
-          </w:tcPr>
-          <w:p>
-            <w:r>
-              <w:rPr>
-                <w:rFonts w:ascii="TH Sarabun New" w:hAnsi="TH Sarabun New" w:eastAsia="TH Sarabun New"/>
-                <w:sz w:val="28"/>
-              </w:rPr>
-              <w:t>Scenario A: ยกเลิกเช็คที่เคลียร์แล้ว</w:t>
-            </w:r>
-          </w:p>
-        </w:tc>
-        <w:tc>
-          <w:tcPr>
-            <w:tcW w:type="dxa" w:w="3312"/>
-          </w:tcPr>
-          <w:p>
-            <w:r>
-              <w:rPr>
-                <w:rFonts w:ascii="TH Sarabun New" w:hAnsi="TH Sarabun New" w:eastAsia="TH Sarabun New"/>
-                <w:sz w:val="28"/>
-              </w:rPr>
-              <w:t>ใช้เช็ค 860200003</w:t>
-            </w:r>
-          </w:p>
-        </w:tc>
-        <w:tc>
-          <w:tcPr>
-            <w:tcW w:type="dxa" w:w="3312"/>
-          </w:tcPr>
-          <w:p>
-            <w:r>
-              <w:rPr>
-                <w:rFonts w:ascii="TH Sarabun New" w:hAnsi="TH Sarabun New" w:eastAsia="TH Sarabun New"/>
-                <w:sz w:val="28"/>
-              </w:rPr>
-              <w:t>ระบบสร้าง reversed entries และทำให้ตรวจสอบร่องรอยย้อนหลังได้</w:t>
-            </w:r>
-          </w:p>
-        </w:tc>
-      </w:tr>
-      <w:tr>
-        <w:tc>
-          <w:tcPr>
-            <w:tcW w:type="dxa" w:w="3312"/>
-          </w:tcPr>
-          <w:p>
-            <w:r>
-              <w:rPr>
-                <w:rFonts w:ascii="TH Sarabun New" w:hAnsi="TH Sarabun New" w:eastAsia="TH Sarabun New"/>
-                <w:sz w:val="28"/>
-              </w:rPr>
-              <w:t>Scenario B: เริ่มต้นใหม่หลังยกเลิก</w:t>
-            </w:r>
-          </w:p>
-        </w:tc>
-        <w:tc>
-          <w:tcPr>
-            <w:tcW w:type="dxa" w:w="3312"/>
-          </w:tcPr>
-          <w:p>
-            <w:r>
-              <w:rPr>
-                <w:rFonts w:ascii="TH Sarabun New" w:hAnsi="TH Sarabun New" w:eastAsia="TH Sarabun New"/>
-                <w:sz w:val="28"/>
-              </w:rPr>
-              <w:t>ใช้ปุ่ม Reset To Draft เมื่อมีนโยบายอนุญาต</w:t>
-            </w:r>
-          </w:p>
-        </w:tc>
-        <w:tc>
-          <w:tcPr>
-            <w:tcW w:type="dxa" w:w="3312"/>
-          </w:tcPr>
-          <w:p>
-            <w:r>
-              <w:rPr>
-                <w:rFonts w:ascii="TH Sarabun New" w:hAnsi="TH Sarabun New" w:eastAsia="TH Sarabun New"/>
-                <w:sz w:val="28"/>
-              </w:rPr>
-              <w:t>ต้องตรวจว่า cheque line กลับมาใช้ได้จริงก่อนจ่ายใหม่</w:t>
-            </w:r>
-          </w:p>
-        </w:tc>
-      </w:tr>
-    </w:tbl>
-    <w:p>
-      <w:r>
-        <w:t>3. ตรวจสอบรายการบัญชี (Journal Entry)</w:t>
-      </w:r>
-    </w:p>
-    <w:p>
-      <w:r>
-        <w:rPr>
-          <w:rFonts w:ascii="TH Sarabun New" w:hAnsi="TH Sarabun New" w:eastAsia="TH Sarabun New"/>
-          <w:b/>
-          <w:sz w:val="32"/>
-        </w:rPr>
-        <w:t>Journal Items ตอนสร้างเช็คเดิมก่อนยกเลิก</w:t>
-      </w:r>
-    </w:p>
-    <w:tbl>
-      <w:tblPr>
-        <w:tblStyle w:val="TableGrid"/>
-        <w:tblW w:type="auto" w:w="0"/>
-        <w:tblLook w:firstColumn="1" w:firstRow="1" w:lastColumn="0" w:lastRow="0" w:noHBand="0" w:noVBand="1" w:val="04A0"/>
-      </w:tblPr>
-      <w:tblGrid>
-        <w:gridCol w:w="2484"/>
-        <w:gridCol w:w="2484"/>
-        <w:gridCol w:w="2484"/>
-        <w:gridCol w:w="2484"/>
-      </w:tblGrid>
-      <w:tr>
-        <w:tc>
-          <w:tcPr>
-            <w:tcW w:type="dxa" w:w="2484"/>
-            <w:shd w:fill="D9EAF7"/>
-          </w:tcPr>
-          <w:p>
-            <w:r>
-              <w:rPr>
-                <w:rFonts w:ascii="TH Sarabun New" w:hAnsi="TH Sarabun New" w:eastAsia="TH Sarabun New"/>
-                <w:sz w:val="28"/>
-              </w:rPr>
-              <w:t>บัญชี</w:t>
-            </w:r>
-          </w:p>
-        </w:tc>
-        <w:tc>
-          <w:tcPr>
-            <w:tcW w:type="dxa" w:w="2484"/>
-            <w:shd w:fill="D9EAF7"/>
-          </w:tcPr>
-          <w:p>
-            <w:r>
-              <w:rPr>
-                <w:rFonts w:ascii="TH Sarabun New" w:hAnsi="TH Sarabun New" w:eastAsia="TH Sarabun New"/>
-                <w:sz w:val="28"/>
-              </w:rPr>
-              <w:t>คำอธิบาย</w:t>
-            </w:r>
-          </w:p>
-        </w:tc>
-        <w:tc>
-          <w:tcPr>
-            <w:tcW w:type="dxa" w:w="2484"/>
-            <w:shd w:fill="D9EAF7"/>
-          </w:tcPr>
-          <w:p>
-            <w:r>
-              <w:rPr>
-                <w:rFonts w:ascii="TH Sarabun New" w:hAnsi="TH Sarabun New" w:eastAsia="TH Sarabun New"/>
-                <w:sz w:val="28"/>
-              </w:rPr>
-              <w:t>Debit</w:t>
-            </w:r>
-          </w:p>
-        </w:tc>
-        <w:tc>
-          <w:tcPr>
-            <w:tcW w:type="dxa" w:w="2484"/>
-            <w:shd w:fill="D9EAF7"/>
-          </w:tcPr>
-          <w:p>
-            <w:r>
-              <w:rPr>
-                <w:rFonts w:ascii="TH Sarabun New" w:hAnsi="TH Sarabun New" w:eastAsia="TH Sarabun New"/>
-                <w:sz w:val="28"/>
-              </w:rPr>
-              <w:t>Credit</w:t>
-            </w:r>
-          </w:p>
-        </w:tc>
-      </w:tr>
-      <w:tr>
-        <w:tc>
-          <w:tcPr>
-            <w:tcW w:type="dxa" w:w="2484"/>
-          </w:tcPr>
-          <w:p>
-            <w:r>
-              <w:rPr>
-                <w:rFonts w:ascii="TH Sarabun New" w:hAnsi="TH Sarabun New" w:eastAsia="TH Sarabun New"/>
-                <w:sz w:val="28"/>
-              </w:rPr>
-              <w:t>212001 เจ้าหนี้การค้า - ในประเทศ</w:t>
-            </w:r>
-          </w:p>
-        </w:tc>
-        <w:tc>
-          <w:tcPr>
-            <w:tcW w:type="dxa" w:w="2484"/>
-          </w:tcPr>
-          <w:p>
-            <w:r>
-              <w:rPr>
-                <w:rFonts w:ascii="TH Sarabun New" w:hAnsi="TH Sarabun New" w:eastAsia="TH Sarabun New"/>
-                <w:sz w:val="28"/>
-              </w:rPr>
-              <w:t>Cheque Payment: UAT-CQ-OUT-VD-20260408 : Cheque : 860200003</w:t>
-            </w:r>
-          </w:p>
-        </w:tc>
-        <w:tc>
-          <w:tcPr>
-            <w:tcW w:type="dxa" w:w="2484"/>
-          </w:tcPr>
-          <w:p>
-            <w:r>
-              <w:rPr>
-                <w:rFonts w:ascii="TH Sarabun New" w:hAnsi="TH Sarabun New" w:eastAsia="TH Sarabun New"/>
-                <w:sz w:val="28"/>
-              </w:rPr>
-              <w:t>9000.0</w:t>
-            </w:r>
-          </w:p>
-        </w:tc>
-        <w:tc>
-          <w:tcPr>
-            <w:tcW w:type="dxa" w:w="2484"/>
-          </w:tcPr>
-          <w:p>
-            <w:r>
-              <w:rPr>
-                <w:rFonts w:ascii="TH Sarabun New" w:hAnsi="TH Sarabun New" w:eastAsia="TH Sarabun New"/>
-                <w:sz w:val="28"/>
-              </w:rPr>
-              <w:t>0.0</w:t>
-            </w:r>
-          </w:p>
-        </w:tc>
-      </w:tr>
-      <w:tr>
-        <w:tc>
-          <w:tcPr>
-            <w:tcW w:type="dxa" w:w="2484"/>
-          </w:tcPr>
-          <w:p>
-            <w:r>
-              <w:rPr>
-                <w:rFonts w:ascii="TH Sarabun New" w:hAnsi="TH Sarabun New" w:eastAsia="TH Sarabun New"/>
-                <w:sz w:val="28"/>
-              </w:rPr>
-              <w:t>212004 เช็คจ่ายลงวันที่ล่วงหน้า</w:t>
-            </w:r>
-          </w:p>
-        </w:tc>
-        <w:tc>
-          <w:tcPr>
-            <w:tcW w:type="dxa" w:w="2484"/>
-          </w:tcPr>
-          <w:p>
-            <w:r>
-              <w:rPr>
-                <w:rFonts w:ascii="TH Sarabun New" w:hAnsi="TH Sarabun New" w:eastAsia="TH Sarabun New"/>
-                <w:sz w:val="28"/>
-              </w:rPr>
-              <w:t>Cheque Payment: UAT-CQ-OUT-VD-20260408 : Cheque : 860200003</w:t>
-            </w:r>
-          </w:p>
-        </w:tc>
-        <w:tc>
-          <w:tcPr>
-            <w:tcW w:type="dxa" w:w="2484"/>
-          </w:tcPr>
-          <w:p>
-            <w:r>
-              <w:rPr>
-                <w:rFonts w:ascii="TH Sarabun New" w:hAnsi="TH Sarabun New" w:eastAsia="TH Sarabun New"/>
-                <w:sz w:val="28"/>
-              </w:rPr>
-              <w:t>0.0</w:t>
-            </w:r>
-          </w:p>
-        </w:tc>
-        <w:tc>
-          <w:tcPr>
-            <w:tcW w:type="dxa" w:w="2484"/>
-          </w:tcPr>
-          <w:p>
-            <w:r>
-              <w:rPr>
-                <w:rFonts w:ascii="TH Sarabun New" w:hAnsi="TH Sarabun New" w:eastAsia="TH Sarabun New"/>
-                <w:sz w:val="28"/>
-              </w:rPr>
-              <w:t>9000.0</w:t>
-            </w:r>
-          </w:p>
-        </w:tc>
-      </w:tr>
-    </w:tbl>
-    <w:p>
-      <w:r>
-        <w:rPr>
-          <w:rFonts w:ascii="TH Sarabun New" w:hAnsi="TH Sarabun New" w:eastAsia="TH Sarabun New"/>
-          <w:b/>
-          <w:sz w:val="32"/>
-        </w:rPr>
-        <w:t>Journal Items ตอนเคลียร์เช็คก่อนถูก Void</w:t>
-      </w:r>
-    </w:p>
-    <w:tbl>
-      <w:tblPr>
-        <w:tblStyle w:val="TableGrid"/>
-        <w:tblW w:type="auto" w:w="0"/>
-        <w:tblLook w:firstColumn="1" w:firstRow="1" w:lastColumn="0" w:lastRow="0" w:noHBand="0" w:noVBand="1" w:val="04A0"/>
-      </w:tblPr>
-      <w:tblGrid>
-        <w:gridCol w:w="2484"/>
-        <w:gridCol w:w="2484"/>
-        <w:gridCol w:w="2484"/>
-        <w:gridCol w:w="2484"/>
-      </w:tblGrid>
-      <w:tr>
-        <w:tc>
-          <w:tcPr>
-            <w:tcW w:type="dxa" w:w="2484"/>
-            <w:shd w:fill="D9EAF7"/>
-          </w:tcPr>
-          <w:p>
-            <w:r>
-              <w:rPr>
-                <w:rFonts w:ascii="TH Sarabun New" w:hAnsi="TH Sarabun New" w:eastAsia="TH Sarabun New"/>
-                <w:sz w:val="28"/>
-              </w:rPr>
-              <w:t>บัญชี</w:t>
-            </w:r>
-          </w:p>
-        </w:tc>
-        <w:tc>
-          <w:tcPr>
-            <w:tcW w:type="dxa" w:w="2484"/>
-            <w:shd w:fill="D9EAF7"/>
-          </w:tcPr>
-          <w:p>
-            <w:r>
-              <w:rPr>
-                <w:rFonts w:ascii="TH Sarabun New" w:hAnsi="TH Sarabun New" w:eastAsia="TH Sarabun New"/>
-                <w:sz w:val="28"/>
-              </w:rPr>
-              <w:t>คำอธิบาย</w:t>
-            </w:r>
-          </w:p>
-        </w:tc>
-        <w:tc>
-          <w:tcPr>
-            <w:tcW w:type="dxa" w:w="2484"/>
-            <w:shd w:fill="D9EAF7"/>
-          </w:tcPr>
-          <w:p>
-            <w:r>
-              <w:rPr>
-                <w:rFonts w:ascii="TH Sarabun New" w:hAnsi="TH Sarabun New" w:eastAsia="TH Sarabun New"/>
-                <w:sz w:val="28"/>
-              </w:rPr>
-              <w:t>Debit</w:t>
-            </w:r>
-          </w:p>
-        </w:tc>
-        <w:tc>
-          <w:tcPr>
-            <w:tcW w:type="dxa" w:w="2484"/>
-            <w:shd w:fill="D9EAF7"/>
-          </w:tcPr>
-          <w:p>
-            <w:r>
-              <w:rPr>
-                <w:rFonts w:ascii="TH Sarabun New" w:hAnsi="TH Sarabun New" w:eastAsia="TH Sarabun New"/>
-                <w:sz w:val="28"/>
-              </w:rPr>
-              <w:t>Credit</w:t>
-            </w:r>
-          </w:p>
-        </w:tc>
-      </w:tr>
-      <w:tr>
-        <w:tc>
-          <w:tcPr>
-            <w:tcW w:type="dxa" w:w="2484"/>
-          </w:tcPr>
-          <w:p>
-            <w:r>
-              <w:rPr>
-                <w:rFonts w:ascii="TH Sarabun New" w:hAnsi="TH Sarabun New" w:eastAsia="TH Sarabun New"/>
-                <w:sz w:val="28"/>
-              </w:rPr>
-              <w:t>111201 BAY CA สามแยก #046-0-14721-8</w:t>
-            </w:r>
-          </w:p>
-        </w:tc>
-        <w:tc>
-          <w:tcPr>
-            <w:tcW w:type="dxa" w:w="2484"/>
-          </w:tcPr>
-          <w:p>
-            <w:r>
-              <w:rPr>
-                <w:rFonts w:ascii="TH Sarabun New" w:hAnsi="TH Sarabun New" w:eastAsia="TH Sarabun New"/>
-                <w:sz w:val="28"/>
-              </w:rPr>
-              <w:t>Bank Clearing for Cheque 860200003</w:t>
-            </w:r>
-          </w:p>
-        </w:tc>
-        <w:tc>
-          <w:tcPr>
-            <w:tcW w:type="dxa" w:w="2484"/>
-          </w:tcPr>
-          <w:p>
-            <w:r>
-              <w:rPr>
-                <w:rFonts w:ascii="TH Sarabun New" w:hAnsi="TH Sarabun New" w:eastAsia="TH Sarabun New"/>
-                <w:sz w:val="28"/>
-              </w:rPr>
-              <w:t>0.0</w:t>
-            </w:r>
-          </w:p>
-        </w:tc>
-        <w:tc>
-          <w:tcPr>
-            <w:tcW w:type="dxa" w:w="2484"/>
-          </w:tcPr>
-          <w:p>
-            <w:r>
-              <w:rPr>
-                <w:rFonts w:ascii="TH Sarabun New" w:hAnsi="TH Sarabun New" w:eastAsia="TH Sarabun New"/>
-                <w:sz w:val="28"/>
-              </w:rPr>
-              <w:t>9000.0</w:t>
-            </w:r>
-          </w:p>
-        </w:tc>
-      </w:tr>
-      <w:tr>
-        <w:tc>
-          <w:tcPr>
-            <w:tcW w:type="dxa" w:w="2484"/>
-          </w:tcPr>
-          <w:p>
-            <w:r>
-              <w:rPr>
-                <w:rFonts w:ascii="TH Sarabun New" w:hAnsi="TH Sarabun New" w:eastAsia="TH Sarabun New"/>
-                <w:sz w:val="28"/>
-              </w:rPr>
-              <w:t>212004 เช็คจ่ายลงวันที่ล่วงหน้า</w:t>
-            </w:r>
-          </w:p>
-        </w:tc>
-        <w:tc>
-          <w:tcPr>
-            <w:tcW w:type="dxa" w:w="2484"/>
-          </w:tcPr>
-          <w:p>
-            <w:r>
-              <w:rPr>
-                <w:rFonts w:ascii="TH Sarabun New" w:hAnsi="TH Sarabun New" w:eastAsia="TH Sarabun New"/>
-                <w:sz w:val="28"/>
-              </w:rPr>
-              <w:t>Bank Clearing for Cheque 860200003</w:t>
-            </w:r>
-          </w:p>
-        </w:tc>
-        <w:tc>
-          <w:tcPr>
-            <w:tcW w:type="dxa" w:w="2484"/>
-          </w:tcPr>
-          <w:p>
-            <w:r>
-              <w:rPr>
-                <w:rFonts w:ascii="TH Sarabun New" w:hAnsi="TH Sarabun New" w:eastAsia="TH Sarabun New"/>
-                <w:sz w:val="28"/>
-              </w:rPr>
-              <w:t>9000.0</w:t>
-            </w:r>
-          </w:p>
-        </w:tc>
-        <w:tc>
-          <w:tcPr>
-            <w:tcW w:type="dxa" w:w="2484"/>
-          </w:tcPr>
-          <w:p>
-            <w:r>
-              <w:rPr>
-                <w:rFonts w:ascii="TH Sarabun New" w:hAnsi="TH Sarabun New" w:eastAsia="TH Sarabun New"/>
-                <w:sz w:val="28"/>
-              </w:rPr>
-              <w:t>0.0</w:t>
-            </w:r>
-          </w:p>
-        </w:tc>
-      </w:tr>
-    </w:tbl>
-    <w:p>
-      <w:r>
-        <w:rPr>
-          <w:b w:val="0"/>
-        </w:rPr>
-        <w:t>หลังบันทึกรายการสำเร็จ ให้เปิด Journal Entry เพื่อตรวจดูว่าระบบบันทึกเงินเข้า เงินออก หรือบัญชีพักไว้ที่บัญชีใดบ้างตามตัวอย่างจริงด้านล่าง.</w:t>
-      </w:r>
-    </w:p>
-    <w:p>
-      <w:pPr>
-        <w:jc w:val="center"/>
-      </w:pPr>
-      <w:r>
-        <w:drawing>
-          <wp:inline xmlns:a="http://schemas.openxmlformats.org/drawingml/2006/main" xmlns:pic="http://schemas.openxmlformats.org/drawingml/2006/picture">
-            <wp:extent cx="5852160" cy="4389120"/>
-            <wp:docPr id="7" name="Picture 7"/>
-            <wp:cNvGraphicFramePr>
-              <a:graphicFrameLocks noChangeAspect="1"/>
-            </wp:cNvGraphicFramePr>
-            <a:graphic>
-              <a:graphicData uri="http://schemas.openxmlformats.org/drawingml/2006/picture">
-                <pic:pic>
-                  <pic:nvPicPr>
-                    <pic:cNvPr id="0" name="image.png"/>
-                    <pic:cNvPicPr/>
-                  </pic:nvPicPr>
-                  <pic:blipFill>
-                    <a:blip r:embed="rId12"/>
-                    <a:stretch>
-                      <a:fillRect/>
-                    </a:stretch>
-                  </pic:blipFill>
-                  <pic:spPr>
-                    <a:xfrm>
-                      <a:off x="0" y="0"/>
-                      <a:ext cx="5852160" cy="4389120"/>
-                    </a:xfrm>
-                    <a:prstGeom prst="rect"/>
-                  </pic:spPr>
-                </pic:pic>
-              </a:graphicData>
-            </a:graphic>
-          </wp:inline>
-        </w:drawing>
-      </w:r>
-    </w:p>
-    <w:p>
-      <w:pPr>
-        <w:jc w:val="center"/>
-      </w:pPr>
-      <w:r>
-        <w:t>รูป 5.8A.3 Journal Entry ฝั่ง Reverse หลังยกเลิกเช็ค</w:t>
-      </w:r>
-    </w:p>
-    <w:p>
-      <w:r>
-        <w:t>คำอธิบายช่องสำคัญบนหน้าจอ</w:t>
-      </w:r>
-    </w:p>
-    <w:p>
-      <w:r>
-        <w:rPr>
-          <w:rFonts w:ascii="TH Sarabun New" w:hAnsi="TH Sarabun New" w:eastAsia="TH Sarabun New"/>
-          <w:b/>
-          <w:sz w:val="32"/>
-        </w:rPr>
-        <w:t>สิ่งที่ต้องตรวจเมื่อยกเลิกเช็ค</w:t>
-      </w:r>
-    </w:p>
-    <w:tbl>
-      <w:tblPr>
-        <w:tblStyle w:val="TableGrid"/>
-        <w:tblW w:type="auto" w:w="0"/>
-        <w:tblLook w:firstColumn="1" w:firstRow="1" w:lastColumn="0" w:lastRow="0" w:noHBand="0" w:noVBand="1" w:val="04A0"/>
-      </w:tblPr>
-      <w:tblGrid>
-        <w:gridCol w:w="3312"/>
-        <w:gridCol w:w="3312"/>
-        <w:gridCol w:w="3312"/>
-      </w:tblGrid>
-      <w:tr>
-        <w:tc>
-          <w:tcPr>
-            <w:tcW w:type="dxa" w:w="3312"/>
-            <w:shd w:fill="D9EAF7"/>
-          </w:tcPr>
-          <w:p>
-            <w:r>
-              <w:rPr>
-                <w:rFonts w:ascii="TH Sarabun New" w:hAnsi="TH Sarabun New" w:eastAsia="TH Sarabun New"/>
-                <w:sz w:val="28"/>
-              </w:rPr>
-              <w:t>Field / Section</w:t>
-            </w:r>
-          </w:p>
-        </w:tc>
-        <w:tc>
-          <w:tcPr>
-            <w:tcW w:type="dxa" w:w="3312"/>
-            <w:shd w:fill="D9EAF7"/>
-          </w:tcPr>
-          <w:p>
-            <w:r>
-              <w:rPr>
-                <w:rFonts w:ascii="TH Sarabun New" w:hAnsi="TH Sarabun New" w:eastAsia="TH Sarabun New"/>
-                <w:sz w:val="28"/>
-              </w:rPr>
-              <w:t>ความหมาย</w:t>
-            </w:r>
-          </w:p>
-        </w:tc>
-        <w:tc>
-          <w:tcPr>
-            <w:tcW w:type="dxa" w:w="3312"/>
-            <w:shd w:fill="D9EAF7"/>
-          </w:tcPr>
-          <w:p>
-            <w:r>
-              <w:rPr>
-                <w:rFonts w:ascii="TH Sarabun New" w:hAnsi="TH Sarabun New" w:eastAsia="TH Sarabun New"/>
-                <w:sz w:val="28"/>
-              </w:rPr>
-              <w:t>วิธีใช้หรือค่าตัวอย่าง</w:t>
-            </w:r>
-          </w:p>
-        </w:tc>
-      </w:tr>
-      <w:tr>
-        <w:tc>
-          <w:tcPr>
-            <w:tcW w:type="dxa" w:w="3312"/>
-          </w:tcPr>
-          <w:p>
-            <w:r>
-              <w:rPr>
-                <w:rFonts w:ascii="TH Sarabun New" w:hAnsi="TH Sarabun New" w:eastAsia="TH Sarabun New"/>
-                <w:sz w:val="28"/>
-              </w:rPr>
-              <w:t>void_reason</w:t>
-            </w:r>
-          </w:p>
-        </w:tc>
-        <w:tc>
-          <w:tcPr>
-            <w:tcW w:type="dxa" w:w="3312"/>
-          </w:tcPr>
-          <w:p>
-            <w:r>
-              <w:rPr>
-                <w:rFonts w:ascii="TH Sarabun New" w:hAnsi="TH Sarabun New" w:eastAsia="TH Sarabun New"/>
-                <w:sz w:val="28"/>
-              </w:rPr>
-              <w:t>เหตุผลการยกเลิกเช็ค</w:t>
-            </w:r>
-          </w:p>
-        </w:tc>
-        <w:tc>
-          <w:tcPr>
-            <w:tcW w:type="dxa" w:w="3312"/>
-          </w:tcPr>
-          <w:p>
-            <w:r>
-              <w:rPr>
-                <w:rFonts w:ascii="TH Sarabun New" w:hAnsi="TH Sarabun New" w:eastAsia="TH Sarabun New"/>
-                <w:sz w:val="28"/>
-              </w:rPr>
-              <w:t>ควรกรอกให้ชัดเพื่อใช้ตรวจสอบย้อนหลัง</w:t>
-            </w:r>
-          </w:p>
-        </w:tc>
-      </w:tr>
-      <w:tr>
-        <w:tc>
-          <w:tcPr>
-            <w:tcW w:type="dxa" w:w="3312"/>
-          </w:tcPr>
-          <w:p>
-            <w:r>
-              <w:rPr>
-                <w:rFonts w:ascii="TH Sarabun New" w:hAnsi="TH Sarabun New" w:eastAsia="TH Sarabun New"/>
-                <w:sz w:val="28"/>
-              </w:rPr>
-              <w:t>reversed_entry_names</w:t>
-            </w:r>
-          </w:p>
-        </w:tc>
-        <w:tc>
-          <w:tcPr>
-            <w:tcW w:type="dxa" w:w="3312"/>
-          </w:tcPr>
-          <w:p>
-            <w:r>
-              <w:rPr>
-                <w:rFonts w:ascii="TH Sarabun New" w:hAnsi="TH Sarabun New" w:eastAsia="TH Sarabun New"/>
-                <w:sz w:val="28"/>
-              </w:rPr>
-              <w:t>เลขที่รายการกลับรายการที่ระบบสร้าง</w:t>
-            </w:r>
-          </w:p>
-        </w:tc>
-        <w:tc>
-          <w:tcPr>
-            <w:tcW w:type="dxa" w:w="3312"/>
-          </w:tcPr>
-          <w:p>
-            <w:r>
-              <w:rPr>
-                <w:rFonts w:ascii="TH Sarabun New" w:hAnsi="TH Sarabun New" w:eastAsia="TH Sarabun New"/>
-                <w:sz w:val="28"/>
-              </w:rPr>
-              <w:t>ใช้ติดตามผลกระทบทางบัญชี</w:t>
-            </w:r>
-          </w:p>
-        </w:tc>
-      </w:tr>
-      <w:tr>
-        <w:tc>
-          <w:tcPr>
-            <w:tcW w:type="dxa" w:w="3312"/>
-          </w:tcPr>
-          <w:p>
-            <w:r>
-              <w:rPr>
-                <w:rFonts w:ascii="TH Sarabun New" w:hAnsi="TH Sarabun New" w:eastAsia="TH Sarabun New"/>
-                <w:sz w:val="28"/>
-              </w:rPr>
-              <w:t>state / cheque_optinal</w:t>
-            </w:r>
-          </w:p>
-        </w:tc>
-        <w:tc>
-          <w:tcPr>
-            <w:tcW w:type="dxa" w:w="3312"/>
-          </w:tcPr>
-          <w:p>
-            <w:r>
-              <w:rPr>
-                <w:rFonts w:ascii="TH Sarabun New" w:hAnsi="TH Sarabun New" w:eastAsia="TH Sarabun New"/>
-                <w:sz w:val="28"/>
-              </w:rPr>
-              <w:t>สถานะเช็คและสถานะพิเศษ เช่น return</w:t>
-            </w:r>
-          </w:p>
-        </w:tc>
-        <w:tc>
-          <w:tcPr>
-            <w:tcW w:type="dxa" w:w="3312"/>
-          </w:tcPr>
-          <w:p>
-            <w:r>
-              <w:rPr>
-                <w:rFonts w:ascii="TH Sarabun New" w:hAnsi="TH Sarabun New" w:eastAsia="TH Sarabun New"/>
-                <w:sz w:val="28"/>
-              </w:rPr>
-              <w:t>ใช้ตัดสินว่าควร Cancel ต่อหรือไม่</w:t>
-            </w:r>
-          </w:p>
-        </w:tc>
-      </w:tr>
-    </w:tbl>
-    <w:p>
-      <w:r>
-        <w:t>สิ่งที่ควรตรวจสอบก่อนบันทึก</w:t>
-      </w:r>
-    </w:p>
-    <w:p>
-      <w:pPr>
-        <w:pStyle w:val="ListBullet"/>
-      </w:pPr>
-      <w:r>
-        <w:rPr>
-          <w:rFonts w:ascii="TH Sarabun New" w:hAnsi="TH Sarabun New" w:eastAsia="TH Sarabun New"/>
-          <w:sz w:val="32"/>
-        </w:rPr>
-        <w:t>Transform Detail ยังไม่เปิดใช้ใน UI ปัจจุบัน จึงไม่ควรใช้อ้างอิงเป็นขั้นตอนในงานจริง</w:t>
-      </w:r>
-    </w:p>
-    <w:p>
-      <w:pPr>
-        <w:pStyle w:val="ListBullet"/>
-      </w:pPr>
-      <w:r>
-        <w:rPr>
-          <w:rFonts w:ascii="TH Sarabun New" w:hAnsi="TH Sarabun New" w:eastAsia="TH Sarabun New"/>
-          <w:sz w:val="32"/>
-        </w:rPr>
-        <w:t>การ Void เช็คกระทบรายการบัญชีหลายชุด ควรให้ผู้มีสิทธิ์ด้านบัญชีหรือหัวหน้างานเป็นผู้ดำเนินการ</w:t>
+        <w:t>ภาพ Journal Entry ของการยกเลิกหรือกลับรายการเช็ค พร้อมคำอธิบาย Dr/Cr</w:t>
       </w:r>
     </w:p>
   </w:body>
